--- a/Atividade prática - ALUNOS (1).docx
+++ b/Atividade prática - ALUNOS (1).docx
@@ -1573,6 +1573,7 @@
               <w:listItem w:displayText="Usabilidade" w:value="Usabilidade"/>
             </w:comboBox>
           </w:sdtPr>
+          <w:sdtEndPr/>
           <w:sdtContent>
             <w:tc>
               <w:tcPr>
@@ -1745,6 +1746,2293 @@
             <w:id w:val="1402247196"/>
             <w:placeholder>
               <w:docPart w:val="44025357A80D403F8D5CEDDEC0E350FB"/>
+            </w:placeholder>
+            <w:comboBox>
+              <w:listItem w:displayText="Acessibilidade" w:value="Acessibilidade"/>
+              <w:listItem w:displayText="Armazenamento" w:value="Armazenamento"/>
+              <w:listItem w:displayText="Confiabilidade" w:value="Confiabilidade"/>
+              <w:listItem w:displayText="Desempenho" w:value="Desempenho"/>
+              <w:listItem w:displayText="Disponibilidade" w:value="Disponibilidade"/>
+              <w:listItem w:displayText="Eficiência" w:value="Eficiência"/>
+              <w:listItem w:displayText="Entrega" w:value="Entrega"/>
+              <w:listItem w:displayText="Ético" w:value="Ético"/>
+              <w:listItem w:displayText="Implementação" w:value="Implementação"/>
+              <w:listItem w:displayText="Interoperabilidade" w:value="Interoperabilidade"/>
+              <w:listItem w:displayText="Legal" w:value="Legal"/>
+              <w:listItem w:displayText="Padrão" w:value="Padrão"/>
+              <w:listItem w:displayText="Portabilidade" w:value="Portabilidade"/>
+              <w:listItem w:displayText="Privacidade" w:value="Privacidade"/>
+              <w:listItem w:displayText="Segurança" w:value="Segurança"/>
+              <w:listItem w:displayText="Tamanho" w:value="Tamanho"/>
+              <w:listItem w:displayText="Usabilidade" w:value="Usabilidade"/>
+            </w:comboBox>
+          </w:sdtPr>
+          <w:sdtEndPr/>
+          <w:sdtContent>
+            <w:tc>
+              <w:tcPr>
+                <w:tcW w:w="1839" w:type="dxa"/>
+              </w:tcPr>
+              <w:p>
+                <w:pPr>
+                  <w:spacing w:before="120"/>
+                  <w:rPr>
+                    <w:sz w:val="20"/>
+                    <w:szCs w:val="20"/>
+                  </w:rPr>
+                </w:pPr>
+                <w:r>
+                  <w:rPr>
+                    <w:sz w:val="20"/>
+                    <w:szCs w:val="20"/>
+                  </w:rPr>
+                  <w:t>Desempenho</w:t>
+                </w:r>
+              </w:p>
+            </w:tc>
+          </w:sdtContent>
+        </w:sdt>
+      </w:tr>
+      <w:tr>
+        <w:trPr>
+          <w:gridAfter w:val="1"/>
+          <w:wAfter w:w="7" w:type="dxa"/>
+        </w:trPr>
+        <w:tc>
+          <w:tcPr>
+            <w:tcW w:w="1555" w:type="dxa"/>
+          </w:tcPr>
+          <w:p>
+            <w:pPr>
+              <w:spacing w:before="120"/>
+              <w:rPr>
+                <w:b/>
+                <w:sz w:val="20"/>
+                <w:szCs w:val="20"/>
+              </w:rPr>
+            </w:pPr>
+            <w:r>
+              <w:rPr>
+                <w:b/>
+                <w:sz w:val="20"/>
+                <w:szCs w:val="20"/>
+              </w:rPr>
+              <w:t>RNFR-02</w:t>
+            </w:r>
+            <w:r>
+              <w:rPr>
+                <w:b/>
+                <w:sz w:val="20"/>
+                <w:szCs w:val="20"/>
+              </w:rPr>
+              <w:t>.3</w:t>
+            </w:r>
+          </w:p>
+        </w:tc>
+        <w:tc>
+          <w:tcPr>
+            <w:tcW w:w="4110" w:type="dxa"/>
+          </w:tcPr>
+          <w:p>
+            <w:pPr>
+              <w:rPr>
+                <w:rFonts w:cs="Times New Roman"/>
+                <w:color w:val="0F1115"/>
+                <w:sz w:val="20"/>
+                <w:szCs w:val="20"/>
+                <w:shd w:val="clear" w:color="auto" w:fill="FFFFFF"/>
+              </w:rPr>
+            </w:pPr>
+            <w:r>
+              <w:rPr>
+                <w:rFonts w:cs="Times New Roman"/>
+                <w:color w:val="0F1115"/>
+                <w:sz w:val="20"/>
+                <w:szCs w:val="20"/>
+                <w:shd w:val="clear" w:color="auto" w:fill="FFFFFF"/>
+              </w:rPr>
+              <w:t xml:space="preserve">O sistema deve registrar log contínuo de todas as telemetrias com </w:t>
+            </w:r>
+            <w:proofErr w:type="spellStart"/>
+            <w:r>
+              <w:rPr>
+                <w:rFonts w:cs="Times New Roman"/>
+                <w:color w:val="0F1115"/>
+                <w:sz w:val="20"/>
+                <w:szCs w:val="20"/>
+                <w:shd w:val="clear" w:color="auto" w:fill="FFFFFF"/>
+              </w:rPr>
+              <w:t>timestamp</w:t>
+            </w:r>
+            <w:proofErr w:type="spellEnd"/>
+            <w:r>
+              <w:rPr>
+                <w:rFonts w:cs="Times New Roman"/>
+                <w:color w:val="0F1115"/>
+                <w:sz w:val="20"/>
+                <w:szCs w:val="20"/>
+                <w:shd w:val="clear" w:color="auto" w:fill="FFFFFF"/>
+              </w:rPr>
+              <w:t xml:space="preserve"> para auditoria.</w:t>
+            </w:r>
+          </w:p>
+        </w:tc>
+        <w:tc>
+          <w:tcPr>
+            <w:tcW w:w="1701" w:type="dxa"/>
+          </w:tcPr>
+          <w:p>
+            <w:pPr>
+              <w:spacing w:before="120"/>
+              <w:rPr>
+                <w:b/>
+                <w:i/>
+                <w:color w:val="FF0000"/>
+                <w:sz w:val="20"/>
+                <w:szCs w:val="20"/>
+                <w:highlight w:val="yellow"/>
+              </w:rPr>
+            </w:pPr>
+            <w:r>
+              <w:rPr>
+                <w:rFonts w:cs="Times New Roman"/>
+                <w:color w:val="0F1115"/>
+                <w:sz w:val="20"/>
+                <w:szCs w:val="20"/>
+                <w:shd w:val="clear" w:color="auto" w:fill="FFFFFF"/>
+              </w:rPr>
+              <w:t>Obrigatório</w:t>
+            </w:r>
+          </w:p>
+        </w:tc>
+        <w:sdt>
+          <w:sdtPr>
+            <w:rPr>
+              <w:sz w:val="20"/>
+              <w:szCs w:val="20"/>
+            </w:rPr>
+            <w:id w:val="-1116602470"/>
+            <w:placeholder>
+              <w:docPart w:val="4901A2C624394C0EBCC9459775E3B963"/>
+            </w:placeholder>
+            <w:comboBox>
+              <w:listItem w:displayText="Acessibilidade" w:value="Acessibilidade"/>
+              <w:listItem w:displayText="Armazenamento" w:value="Armazenamento"/>
+              <w:listItem w:displayText="Confiabilidade" w:value="Confiabilidade"/>
+              <w:listItem w:displayText="Desempenho" w:value="Desempenho"/>
+              <w:listItem w:displayText="Disponibilidade" w:value="Disponibilidade"/>
+              <w:listItem w:displayText="Eficiência" w:value="Eficiência"/>
+              <w:listItem w:displayText="Entrega" w:value="Entrega"/>
+              <w:listItem w:displayText="Ético" w:value="Ético"/>
+              <w:listItem w:displayText="Implementação" w:value="Implementação"/>
+              <w:listItem w:displayText="Interoperabilidade" w:value="Interoperabilidade"/>
+              <w:listItem w:displayText="Legal" w:value="Legal"/>
+              <w:listItem w:displayText="Padrão" w:value="Padrão"/>
+              <w:listItem w:displayText="Portabilidade" w:value="Portabilidade"/>
+              <w:listItem w:displayText="Privacidade" w:value="Privacidade"/>
+              <w:listItem w:displayText="Segurança" w:value="Segurança"/>
+              <w:listItem w:displayText="Tamanho" w:value="Tamanho"/>
+              <w:listItem w:displayText="Usabilidade" w:value="Usabilidade"/>
+            </w:comboBox>
+          </w:sdtPr>
+          <w:sdtEndPr/>
+          <w:sdtContent>
+            <w:tc>
+              <w:tcPr>
+                <w:tcW w:w="1839" w:type="dxa"/>
+              </w:tcPr>
+              <w:p>
+                <w:pPr>
+                  <w:spacing w:before="120"/>
+                  <w:rPr>
+                    <w:sz w:val="20"/>
+                    <w:szCs w:val="20"/>
+                  </w:rPr>
+                </w:pPr>
+                <w:r>
+                  <w:rPr>
+                    <w:sz w:val="20"/>
+                    <w:szCs w:val="20"/>
+                  </w:rPr>
+                  <w:t>Confiabilidade</w:t>
+                </w:r>
+              </w:p>
+            </w:tc>
+          </w:sdtContent>
+        </w:sdt>
+      </w:tr>
+    </w:tbl>
+    <w:p/>
+    <w:tbl>
+      <w:tblPr>
+        <w:tblStyle w:val="Tabelacomgrade"/>
+        <w:tblW w:w="9212" w:type="dxa"/>
+        <w:tblLayout w:type="fixed"/>
+        <w:tblLook w:val="00A0" w:firstRow="1" w:lastRow="0" w:firstColumn="1" w:lastColumn="0" w:noHBand="0" w:noVBand="0"/>
+      </w:tblPr>
+      <w:tblGrid>
+        <w:gridCol w:w="1555"/>
+        <w:gridCol w:w="4110"/>
+        <w:gridCol w:w="1701"/>
+        <w:gridCol w:w="1839"/>
+        <w:gridCol w:w="7"/>
+      </w:tblGrid>
+      <w:tr>
+        <w:tc>
+          <w:tcPr>
+            <w:tcW w:w="9212" w:type="dxa"/>
+            <w:gridSpan w:val="5"/>
+            <w:shd w:val="clear" w:color="auto" w:fill="D9D9D9" w:themeFill="background1" w:themeFillShade="D9"/>
+          </w:tcPr>
+          <w:p>
+            <w:pPr>
+              <w:spacing w:before="120" w:after="120"/>
+              <w:jc w:val="center"/>
+              <w:rPr>
+                <w:b/>
+                <w:bCs/>
+                <w:i/>
+                <w:color w:val="FF0000"/>
+                <w:sz w:val="20"/>
+                <w:szCs w:val="20"/>
+              </w:rPr>
+            </w:pPr>
+            <w:r>
+              <w:rPr>
+                <w:b/>
+                <w:bCs/>
+                <w:i/>
+                <w:sz w:val="20"/>
+                <w:szCs w:val="20"/>
+              </w:rPr>
+              <w:t>REQUISITOS FUNCIONAIS</w:t>
+            </w:r>
+          </w:p>
+        </w:tc>
+      </w:tr>
+      <w:tr>
+        <w:trPr>
+          <w:gridAfter w:val="1"/>
+          <w:wAfter w:w="7" w:type="dxa"/>
+        </w:trPr>
+        <w:tc>
+          <w:tcPr>
+            <w:tcW w:w="1555" w:type="dxa"/>
+          </w:tcPr>
+          <w:p>
+            <w:pPr>
+              <w:spacing w:before="120" w:after="120"/>
+              <w:rPr>
+                <w:b/>
+                <w:sz w:val="20"/>
+                <w:szCs w:val="20"/>
+              </w:rPr>
+            </w:pPr>
+            <w:r>
+              <w:rPr>
+                <w:b/>
+                <w:sz w:val="20"/>
+                <w:szCs w:val="20"/>
+              </w:rPr>
+              <w:t>RF-03</w:t>
+            </w:r>
+          </w:p>
+        </w:tc>
+        <w:tc>
+          <w:tcPr>
+            <w:tcW w:w="7650" w:type="dxa"/>
+            <w:gridSpan w:val="3"/>
+          </w:tcPr>
+          <w:p>
+            <w:pPr>
+              <w:spacing w:before="120" w:after="120"/>
+              <w:rPr>
+                <w:rFonts w:cs="Times New Roman"/>
+                <w:b/>
+                <w:i/>
+                <w:color w:val="FF0000"/>
+                <w:sz w:val="20"/>
+                <w:szCs w:val="20"/>
+              </w:rPr>
+            </w:pPr>
+            <w:r>
+              <w:rPr>
+                <w:rStyle w:val="Forte"/>
+                <w:rFonts w:ascii="Segoe UI" w:hAnsi="Segoe UI" w:cs="Segoe UI"/>
+                <w:color w:val="0F1115"/>
+                <w:sz w:val="23"/>
+                <w:szCs w:val="23"/>
+                <w:shd w:val="clear" w:color="auto" w:fill="FFFFFF"/>
+              </w:rPr>
+              <w:t>Gerenciar Anomalias e Intervenção Humana</w:t>
+            </w:r>
+          </w:p>
+        </w:tc>
+      </w:tr>
+      <w:tr>
+        <w:trPr>
+          <w:gridAfter w:val="1"/>
+          <w:wAfter w:w="7" w:type="dxa"/>
+        </w:trPr>
+        <w:tc>
+          <w:tcPr>
+            <w:tcW w:w="1555" w:type="dxa"/>
+          </w:tcPr>
+          <w:p>
+            <w:pPr>
+              <w:spacing w:before="120"/>
+              <w:rPr>
+                <w:b/>
+                <w:sz w:val="20"/>
+                <w:szCs w:val="20"/>
+              </w:rPr>
+            </w:pPr>
+            <w:r>
+              <w:rPr>
+                <w:b/>
+                <w:sz w:val="20"/>
+                <w:szCs w:val="20"/>
+              </w:rPr>
+              <w:t>Descrição detalhada do Requisito Funcional:</w:t>
+            </w:r>
+          </w:p>
+        </w:tc>
+        <w:tc>
+          <w:tcPr>
+            <w:tcW w:w="7650" w:type="dxa"/>
+            <w:gridSpan w:val="3"/>
+          </w:tcPr>
+          <w:p>
+            <w:pPr>
+              <w:spacing w:before="120"/>
+              <w:rPr>
+                <w:rFonts w:cs="Times New Roman"/>
+                <w:sz w:val="20"/>
+                <w:szCs w:val="20"/>
+              </w:rPr>
+            </w:pPr>
+            <w:r>
+              <w:rPr>
+                <w:rFonts w:cs="Times New Roman"/>
+                <w:color w:val="0F1115"/>
+                <w:sz w:val="20"/>
+                <w:szCs w:val="20"/>
+                <w:shd w:val="clear" w:color="auto" w:fill="FFFFFF"/>
+              </w:rPr>
+              <w:t>O sistema deve detectar automaticamente anomalias (falha em sensor, obstáculo, violação de temperatura, tentativa de roubo). Ao detectar, deve: colocar o VGA em modo de segurança; notificar imediatamente o Operador da Central com detalhes; permitir que o Operador assuma controle remoto ou acione um Motorista de Reserva para intervenção física..</w:t>
+            </w:r>
+          </w:p>
+        </w:tc>
+      </w:tr>
+      <w:tr>
+        <w:tc>
+          <w:tcPr>
+            <w:tcW w:w="9212" w:type="dxa"/>
+            <w:gridSpan w:val="5"/>
+            <w:shd w:val="clear" w:color="auto" w:fill="D9D9D9" w:themeFill="background1" w:themeFillShade="D9"/>
+          </w:tcPr>
+          <w:p>
+            <w:pPr>
+              <w:spacing w:before="120" w:after="120"/>
+              <w:jc w:val="center"/>
+              <w:rPr>
+                <w:b/>
+                <w:sz w:val="20"/>
+                <w:szCs w:val="20"/>
+              </w:rPr>
+            </w:pPr>
+            <w:r>
+              <w:rPr>
+                <w:b/>
+                <w:bCs/>
+                <w:i/>
+                <w:sz w:val="20"/>
+                <w:szCs w:val="20"/>
+              </w:rPr>
+              <w:t>REQUISITOS NÃO FUNCIONAIS RELACIONADOS</w:t>
+            </w:r>
+          </w:p>
+        </w:tc>
+      </w:tr>
+      <w:tr>
+        <w:trPr>
+          <w:gridAfter w:val="1"/>
+          <w:wAfter w:w="7" w:type="dxa"/>
+        </w:trPr>
+        <w:tc>
+          <w:tcPr>
+            <w:tcW w:w="1555" w:type="dxa"/>
+          </w:tcPr>
+          <w:p>
+            <w:pPr>
+              <w:rPr>
+                <w:b/>
+                <w:sz w:val="20"/>
+                <w:szCs w:val="20"/>
+              </w:rPr>
+            </w:pPr>
+            <w:r>
+              <w:rPr>
+                <w:b/>
+                <w:sz w:val="20"/>
+                <w:szCs w:val="20"/>
+              </w:rPr>
+              <w:t>Requisitos Não Funcionais</w:t>
+            </w:r>
+          </w:p>
+        </w:tc>
+        <w:tc>
+          <w:tcPr>
+            <w:tcW w:w="4110" w:type="dxa"/>
+          </w:tcPr>
+          <w:p>
+            <w:pPr>
+              <w:jc w:val="center"/>
+              <w:rPr>
+                <w:b/>
+                <w:sz w:val="20"/>
+                <w:szCs w:val="20"/>
+              </w:rPr>
+            </w:pPr>
+            <w:r>
+              <w:rPr>
+                <w:b/>
+                <w:sz w:val="20"/>
+                <w:szCs w:val="20"/>
+              </w:rPr>
+              <w:t>Descrição detalhada da regra/restrição</w:t>
+            </w:r>
+          </w:p>
+        </w:tc>
+        <w:tc>
+          <w:tcPr>
+            <w:tcW w:w="1701" w:type="dxa"/>
+          </w:tcPr>
+          <w:p>
+            <w:pPr>
+              <w:jc w:val="center"/>
+              <w:rPr>
+                <w:b/>
+                <w:sz w:val="20"/>
+                <w:szCs w:val="20"/>
+              </w:rPr>
+            </w:pPr>
+            <w:r>
+              <w:rPr>
+                <w:b/>
+                <w:sz w:val="20"/>
+                <w:szCs w:val="20"/>
+              </w:rPr>
+              <w:t>Natureza</w:t>
+            </w:r>
+          </w:p>
+        </w:tc>
+        <w:tc>
+          <w:tcPr>
+            <w:tcW w:w="1839" w:type="dxa"/>
+          </w:tcPr>
+          <w:p>
+            <w:pPr>
+              <w:jc w:val="center"/>
+              <w:rPr>
+                <w:b/>
+                <w:sz w:val="20"/>
+                <w:szCs w:val="20"/>
+              </w:rPr>
+            </w:pPr>
+            <w:r>
+              <w:rPr>
+                <w:b/>
+                <w:sz w:val="20"/>
+                <w:szCs w:val="20"/>
+              </w:rPr>
+              <w:t>Tipo</w:t>
+            </w:r>
+          </w:p>
+        </w:tc>
+      </w:tr>
+      <w:tr>
+        <w:trPr>
+          <w:gridAfter w:val="1"/>
+          <w:wAfter w:w="7" w:type="dxa"/>
+        </w:trPr>
+        <w:tc>
+          <w:tcPr>
+            <w:tcW w:w="1555" w:type="dxa"/>
+          </w:tcPr>
+          <w:p>
+            <w:pPr>
+              <w:spacing w:before="120"/>
+              <w:rPr>
+                <w:b/>
+                <w:sz w:val="20"/>
+                <w:szCs w:val="20"/>
+              </w:rPr>
+            </w:pPr>
+            <w:r>
+              <w:rPr>
+                <w:b/>
+                <w:sz w:val="20"/>
+                <w:szCs w:val="20"/>
+              </w:rPr>
+              <w:t>RNFR-03</w:t>
+            </w:r>
+            <w:r>
+              <w:rPr>
+                <w:b/>
+                <w:sz w:val="20"/>
+                <w:szCs w:val="20"/>
+              </w:rPr>
+              <w:t>.1</w:t>
+            </w:r>
+          </w:p>
+        </w:tc>
+        <w:tc>
+          <w:tcPr>
+            <w:tcW w:w="4110" w:type="dxa"/>
+          </w:tcPr>
+          <w:p>
+            <w:pPr>
+              <w:spacing w:before="120"/>
+              <w:rPr>
+                <w:rFonts w:cs="Times New Roman"/>
+                <w:b/>
+                <w:i/>
+                <w:color w:val="FF0000"/>
+                <w:sz w:val="20"/>
+                <w:szCs w:val="20"/>
+                <w:highlight w:val="yellow"/>
+              </w:rPr>
+            </w:pPr>
+            <w:r>
+              <w:rPr>
+                <w:rFonts w:cs="Times New Roman"/>
+                <w:color w:val="0F1115"/>
+                <w:sz w:val="20"/>
+                <w:szCs w:val="20"/>
+                <w:shd w:val="clear" w:color="auto" w:fill="FFFFFF"/>
+              </w:rPr>
+              <w:t>Em caso de perda de comunicação, o VGA deve executar parada segura em até 10 segundos automaticamente.</w:t>
+            </w:r>
+          </w:p>
+        </w:tc>
+        <w:tc>
+          <w:tcPr>
+            <w:tcW w:w="1701" w:type="dxa"/>
+          </w:tcPr>
+          <w:p>
+            <w:pPr>
+              <w:spacing w:before="120"/>
+              <w:rPr>
+                <w:rFonts w:cs="Times New Roman"/>
+                <w:b/>
+                <w:i/>
+                <w:color w:val="FF0000"/>
+                <w:sz w:val="20"/>
+                <w:szCs w:val="20"/>
+                <w:highlight w:val="yellow"/>
+              </w:rPr>
+            </w:pPr>
+            <w:r>
+              <w:rPr>
+                <w:rFonts w:cs="Times New Roman"/>
+                <w:color w:val="0F1115"/>
+                <w:sz w:val="20"/>
+                <w:szCs w:val="20"/>
+                <w:shd w:val="clear" w:color="auto" w:fill="FFFFFF"/>
+              </w:rPr>
+              <w:t>Obrigatório</w:t>
+            </w:r>
+          </w:p>
+        </w:tc>
+        <w:sdt>
+          <w:sdtPr>
+            <w:rPr>
+              <w:sz w:val="20"/>
+              <w:szCs w:val="20"/>
+            </w:rPr>
+            <w:id w:val="-2128158420"/>
+            <w:placeholder>
+              <w:docPart w:val="1D42594F2ABD4DF6B582352DB382C953"/>
+            </w:placeholder>
+            <w:comboBox>
+              <w:listItem w:displayText="Acessibilidade" w:value="Acessibilidade"/>
+              <w:listItem w:displayText="Armazenamento" w:value="Armazenamento"/>
+              <w:listItem w:displayText="Confiabilidade" w:value="Confiabilidade"/>
+              <w:listItem w:displayText="Desempenho" w:value="Desempenho"/>
+              <w:listItem w:displayText="Disponibilidade" w:value="Disponibilidade"/>
+              <w:listItem w:displayText="Eficiência" w:value="Eficiência"/>
+              <w:listItem w:displayText="Entrega" w:value="Entrega"/>
+              <w:listItem w:displayText="Ético" w:value="Ético"/>
+              <w:listItem w:displayText="Implementação" w:value="Implementação"/>
+              <w:listItem w:displayText="Interoperabilidade" w:value="Interoperabilidade"/>
+              <w:listItem w:displayText="Legal" w:value="Legal"/>
+              <w:listItem w:displayText="Padrão" w:value="Padrão"/>
+              <w:listItem w:displayText="Portabilidade" w:value="Portabilidade"/>
+              <w:listItem w:displayText="Privacidade" w:value="Privacidade"/>
+              <w:listItem w:displayText="Segurança" w:value="Segurança"/>
+              <w:listItem w:displayText="Tamanho" w:value="Tamanho"/>
+              <w:listItem w:displayText="Usabilidade" w:value="Usabilidade"/>
+            </w:comboBox>
+          </w:sdtPr>
+          <w:sdtEndPr/>
+          <w:sdtContent>
+            <w:tc>
+              <w:tcPr>
+                <w:tcW w:w="1839" w:type="dxa"/>
+              </w:tcPr>
+              <w:p>
+                <w:pPr>
+                  <w:spacing w:before="120"/>
+                  <w:rPr>
+                    <w:sz w:val="20"/>
+                    <w:szCs w:val="20"/>
+                  </w:rPr>
+                </w:pPr>
+                <w:r>
+                  <w:rPr>
+                    <w:sz w:val="20"/>
+                    <w:szCs w:val="20"/>
+                  </w:rPr>
+                  <w:t>Segurança</w:t>
+                </w:r>
+              </w:p>
+            </w:tc>
+          </w:sdtContent>
+        </w:sdt>
+      </w:tr>
+      <w:tr>
+        <w:trPr>
+          <w:gridAfter w:val="1"/>
+          <w:wAfter w:w="7" w:type="dxa"/>
+        </w:trPr>
+        <w:tc>
+          <w:tcPr>
+            <w:tcW w:w="1555" w:type="dxa"/>
+          </w:tcPr>
+          <w:p>
+            <w:pPr>
+              <w:spacing w:before="120"/>
+              <w:rPr>
+                <w:b/>
+                <w:sz w:val="20"/>
+                <w:szCs w:val="20"/>
+              </w:rPr>
+            </w:pPr>
+            <w:r>
+              <w:rPr>
+                <w:b/>
+                <w:sz w:val="20"/>
+                <w:szCs w:val="20"/>
+              </w:rPr>
+              <w:t>RNFR-03</w:t>
+            </w:r>
+            <w:r>
+              <w:rPr>
+                <w:b/>
+                <w:sz w:val="20"/>
+                <w:szCs w:val="20"/>
+              </w:rPr>
+              <w:t>.2</w:t>
+            </w:r>
+          </w:p>
+        </w:tc>
+        <w:tc>
+          <w:tcPr>
+            <w:tcW w:w="4110" w:type="dxa"/>
+          </w:tcPr>
+          <w:p>
+            <w:pPr>
+              <w:rPr>
+                <w:rFonts w:cs="Times New Roman"/>
+                <w:color w:val="0F1115"/>
+                <w:sz w:val="20"/>
+                <w:szCs w:val="20"/>
+              </w:rPr>
+            </w:pPr>
+            <w:r>
+              <w:rPr>
+                <w:rFonts w:cs="Times New Roman"/>
+                <w:color w:val="0F1115"/>
+                <w:sz w:val="20"/>
+                <w:szCs w:val="20"/>
+              </w:rPr>
+              <w:t>O tempo entre a detecção da anomalia e o alerta no painel do Operador não deve exceder 3 segundos.</w:t>
+            </w:r>
+          </w:p>
+        </w:tc>
+        <w:tc>
+          <w:tcPr>
+            <w:tcW w:w="1701" w:type="dxa"/>
+          </w:tcPr>
+          <w:p>
+            <w:pPr>
+              <w:spacing w:before="120"/>
+              <w:rPr>
+                <w:b/>
+                <w:i/>
+                <w:color w:val="FF0000"/>
+                <w:sz w:val="20"/>
+                <w:szCs w:val="20"/>
+                <w:highlight w:val="yellow"/>
+              </w:rPr>
+            </w:pPr>
+            <w:r>
+              <w:rPr>
+                <w:rFonts w:cs="Times New Roman"/>
+                <w:color w:val="0F1115"/>
+                <w:sz w:val="20"/>
+                <w:szCs w:val="20"/>
+                <w:shd w:val="clear" w:color="auto" w:fill="FFFFFF"/>
+              </w:rPr>
+              <w:t>Obrigatório</w:t>
+            </w:r>
+          </w:p>
+        </w:tc>
+        <w:sdt>
+          <w:sdtPr>
+            <w:rPr>
+              <w:sz w:val="20"/>
+              <w:szCs w:val="20"/>
+            </w:rPr>
+            <w:id w:val="-1127542324"/>
+            <w:placeholder>
+              <w:docPart w:val="138B64A40EED4707B0867227472F9EC7"/>
+            </w:placeholder>
+            <w:comboBox>
+              <w:listItem w:displayText="Acessibilidade" w:value="Acessibilidade"/>
+              <w:listItem w:displayText="Armazenamento" w:value="Armazenamento"/>
+              <w:listItem w:displayText="Confiabilidade" w:value="Confiabilidade"/>
+              <w:listItem w:displayText="Desempenho" w:value="Desempenho"/>
+              <w:listItem w:displayText="Disponibilidade" w:value="Disponibilidade"/>
+              <w:listItem w:displayText="Eficiência" w:value="Eficiência"/>
+              <w:listItem w:displayText="Entrega" w:value="Entrega"/>
+              <w:listItem w:displayText="Ético" w:value="Ético"/>
+              <w:listItem w:displayText="Implementação" w:value="Implementação"/>
+              <w:listItem w:displayText="Interoperabilidade" w:value="Interoperabilidade"/>
+              <w:listItem w:displayText="Legal" w:value="Legal"/>
+              <w:listItem w:displayText="Padrão" w:value="Padrão"/>
+              <w:listItem w:displayText="Portabilidade" w:value="Portabilidade"/>
+              <w:listItem w:displayText="Privacidade" w:value="Privacidade"/>
+              <w:listItem w:displayText="Segurança" w:value="Segurança"/>
+              <w:listItem w:displayText="Tamanho" w:value="Tamanho"/>
+              <w:listItem w:displayText="Usabilidade" w:value="Usabilidade"/>
+            </w:comboBox>
+          </w:sdtPr>
+          <w:sdtEndPr/>
+          <w:sdtContent>
+            <w:tc>
+              <w:tcPr>
+                <w:tcW w:w="1839" w:type="dxa"/>
+              </w:tcPr>
+              <w:p>
+                <w:pPr>
+                  <w:spacing w:before="120"/>
+                  <w:rPr>
+                    <w:sz w:val="20"/>
+                    <w:szCs w:val="20"/>
+                  </w:rPr>
+                </w:pPr>
+                <w:r>
+                  <w:rPr>
+                    <w:sz w:val="20"/>
+                    <w:szCs w:val="20"/>
+                  </w:rPr>
+                  <w:t>Desempenho</w:t>
+                </w:r>
+              </w:p>
+            </w:tc>
+          </w:sdtContent>
+        </w:sdt>
+      </w:tr>
+      <w:tr>
+        <w:trPr>
+          <w:gridAfter w:val="1"/>
+          <w:wAfter w:w="7" w:type="dxa"/>
+        </w:trPr>
+        <w:tc>
+          <w:tcPr>
+            <w:tcW w:w="1555" w:type="dxa"/>
+          </w:tcPr>
+          <w:p>
+            <w:pPr>
+              <w:spacing w:before="120"/>
+              <w:rPr>
+                <w:b/>
+                <w:sz w:val="20"/>
+                <w:szCs w:val="20"/>
+              </w:rPr>
+            </w:pPr>
+            <w:r>
+              <w:rPr>
+                <w:b/>
+                <w:sz w:val="20"/>
+                <w:szCs w:val="20"/>
+              </w:rPr>
+              <w:t>RNFR-03</w:t>
+            </w:r>
+            <w:r>
+              <w:rPr>
+                <w:b/>
+                <w:sz w:val="20"/>
+                <w:szCs w:val="20"/>
+              </w:rPr>
+              <w:t>.3</w:t>
+            </w:r>
+          </w:p>
+        </w:tc>
+        <w:tc>
+          <w:tcPr>
+            <w:tcW w:w="4110" w:type="dxa"/>
+          </w:tcPr>
+          <w:p>
+            <w:pPr>
+              <w:rPr>
+                <w:rFonts w:cs="Times New Roman"/>
+                <w:color w:val="0F1115"/>
+                <w:sz w:val="20"/>
+                <w:szCs w:val="20"/>
+              </w:rPr>
+            </w:pPr>
+            <w:r>
+              <w:rPr>
+                <w:rFonts w:cs="Times New Roman"/>
+                <w:color w:val="0F1115"/>
+                <w:sz w:val="20"/>
+                <w:szCs w:val="20"/>
+                <w:shd w:val="clear" w:color="auto" w:fill="FFFFFF"/>
+              </w:rPr>
+              <w:t>O Operador deve assumir controle remoto com no máximo 2 cliques na interface.</w:t>
+            </w:r>
+          </w:p>
+        </w:tc>
+        <w:tc>
+          <w:tcPr>
+            <w:tcW w:w="1701" w:type="dxa"/>
+          </w:tcPr>
+          <w:p>
+            <w:pPr>
+              <w:spacing w:before="120"/>
+              <w:rPr>
+                <w:b/>
+                <w:i/>
+                <w:color w:val="FF0000"/>
+                <w:sz w:val="20"/>
+                <w:szCs w:val="20"/>
+                <w:highlight w:val="yellow"/>
+              </w:rPr>
+            </w:pPr>
+            <w:r>
+              <w:rPr>
+                <w:rFonts w:cs="Times New Roman"/>
+                <w:color w:val="0F1115"/>
+                <w:sz w:val="20"/>
+                <w:szCs w:val="20"/>
+                <w:shd w:val="clear" w:color="auto" w:fill="FFFFFF"/>
+              </w:rPr>
+              <w:t>Desejável</w:t>
+            </w:r>
+          </w:p>
+        </w:tc>
+        <w:sdt>
+          <w:sdtPr>
+            <w:rPr>
+              <w:sz w:val="20"/>
+              <w:szCs w:val="20"/>
+            </w:rPr>
+            <w:id w:val="345758191"/>
+            <w:placeholder>
+              <w:docPart w:val="37767F1415CE4FE593646E009E07201C"/>
+            </w:placeholder>
+            <w:comboBox>
+              <w:listItem w:displayText="Acessibilidade" w:value="Acessibilidade"/>
+              <w:listItem w:displayText="Armazenamento" w:value="Armazenamento"/>
+              <w:listItem w:displayText="Confiabilidade" w:value="Confiabilidade"/>
+              <w:listItem w:displayText="Desempenho" w:value="Desempenho"/>
+              <w:listItem w:displayText="Disponibilidade" w:value="Disponibilidade"/>
+              <w:listItem w:displayText="Eficiência" w:value="Eficiência"/>
+              <w:listItem w:displayText="Entrega" w:value="Entrega"/>
+              <w:listItem w:displayText="Ético" w:value="Ético"/>
+              <w:listItem w:displayText="Implementação" w:value="Implementação"/>
+              <w:listItem w:displayText="Interoperabilidade" w:value="Interoperabilidade"/>
+              <w:listItem w:displayText="Legal" w:value="Legal"/>
+              <w:listItem w:displayText="Padrão" w:value="Padrão"/>
+              <w:listItem w:displayText="Portabilidade" w:value="Portabilidade"/>
+              <w:listItem w:displayText="Privacidade" w:value="Privacidade"/>
+              <w:listItem w:displayText="Segurança" w:value="Segurança"/>
+              <w:listItem w:displayText="Tamanho" w:value="Tamanho"/>
+              <w:listItem w:displayText="Usabilidade" w:value="Usabilidade"/>
+            </w:comboBox>
+          </w:sdtPr>
+          <w:sdtEndPr/>
+          <w:sdtContent>
+            <w:tc>
+              <w:tcPr>
+                <w:tcW w:w="1839" w:type="dxa"/>
+              </w:tcPr>
+              <w:p>
+                <w:pPr>
+                  <w:spacing w:before="120"/>
+                  <w:rPr>
+                    <w:sz w:val="20"/>
+                    <w:szCs w:val="20"/>
+                  </w:rPr>
+                </w:pPr>
+                <w:r>
+                  <w:rPr>
+                    <w:sz w:val="20"/>
+                    <w:szCs w:val="20"/>
+                  </w:rPr>
+                  <w:t>Usabilidade</w:t>
+                </w:r>
+              </w:p>
+            </w:tc>
+          </w:sdtContent>
+        </w:sdt>
+      </w:tr>
+    </w:tbl>
+    <w:p/>
+    <w:tbl>
+      <w:tblPr>
+        <w:tblStyle w:val="Tabelacomgrade"/>
+        <w:tblW w:w="9212" w:type="dxa"/>
+        <w:tblLayout w:type="fixed"/>
+        <w:tblLook w:val="00A0" w:firstRow="1" w:lastRow="0" w:firstColumn="1" w:lastColumn="0" w:noHBand="0" w:noVBand="0"/>
+      </w:tblPr>
+      <w:tblGrid>
+        <w:gridCol w:w="1555"/>
+        <w:gridCol w:w="4110"/>
+        <w:gridCol w:w="1701"/>
+        <w:gridCol w:w="1839"/>
+        <w:gridCol w:w="7"/>
+      </w:tblGrid>
+      <w:tr>
+        <w:tc>
+          <w:tcPr>
+            <w:tcW w:w="9212" w:type="dxa"/>
+            <w:gridSpan w:val="5"/>
+            <w:shd w:val="clear" w:color="auto" w:fill="D9D9D9" w:themeFill="background1" w:themeFillShade="D9"/>
+          </w:tcPr>
+          <w:p>
+            <w:pPr>
+              <w:spacing w:before="120" w:after="120"/>
+              <w:jc w:val="center"/>
+              <w:rPr>
+                <w:b/>
+                <w:bCs/>
+                <w:i/>
+                <w:color w:val="FF0000"/>
+                <w:sz w:val="20"/>
+                <w:szCs w:val="20"/>
+              </w:rPr>
+            </w:pPr>
+            <w:r>
+              <w:rPr>
+                <w:b/>
+                <w:bCs/>
+                <w:i/>
+                <w:sz w:val="20"/>
+                <w:szCs w:val="20"/>
+              </w:rPr>
+              <w:t>REQUISITOS FUNCIONAIS</w:t>
+            </w:r>
+          </w:p>
+        </w:tc>
+      </w:tr>
+      <w:tr>
+        <w:trPr>
+          <w:gridAfter w:val="1"/>
+          <w:wAfter w:w="7" w:type="dxa"/>
+        </w:trPr>
+        <w:tc>
+          <w:tcPr>
+            <w:tcW w:w="1555" w:type="dxa"/>
+          </w:tcPr>
+          <w:p>
+            <w:pPr>
+              <w:spacing w:before="120" w:after="120"/>
+              <w:rPr>
+                <w:b/>
+                <w:sz w:val="20"/>
+                <w:szCs w:val="20"/>
+              </w:rPr>
+            </w:pPr>
+            <w:r>
+              <w:rPr>
+                <w:b/>
+                <w:sz w:val="20"/>
+                <w:szCs w:val="20"/>
+              </w:rPr>
+              <w:t>RF-04</w:t>
+            </w:r>
+          </w:p>
+        </w:tc>
+        <w:tc>
+          <w:tcPr>
+            <w:tcW w:w="7650" w:type="dxa"/>
+            <w:gridSpan w:val="3"/>
+          </w:tcPr>
+          <w:p>
+            <w:pPr>
+              <w:spacing w:before="120" w:after="120"/>
+              <w:rPr>
+                <w:rFonts w:cs="Times New Roman"/>
+                <w:b/>
+                <w:i/>
+                <w:color w:val="FF0000"/>
+                <w:sz w:val="20"/>
+                <w:szCs w:val="20"/>
+              </w:rPr>
+            </w:pPr>
+            <w:r>
+              <w:rPr>
+                <w:rStyle w:val="Forte"/>
+                <w:rFonts w:cs="Times New Roman"/>
+                <w:b w:val="0"/>
+                <w:color w:val="0F1115"/>
+                <w:sz w:val="20"/>
+                <w:szCs w:val="20"/>
+                <w:shd w:val="clear" w:color="auto" w:fill="FFFFFF"/>
+              </w:rPr>
+              <w:t>Gerenciar Anomalias e Intervenção Humana</w:t>
+            </w:r>
+          </w:p>
+        </w:tc>
+      </w:tr>
+      <w:tr>
+        <w:trPr>
+          <w:gridAfter w:val="1"/>
+          <w:wAfter w:w="7" w:type="dxa"/>
+        </w:trPr>
+        <w:tc>
+          <w:tcPr>
+            <w:tcW w:w="1555" w:type="dxa"/>
+          </w:tcPr>
+          <w:p>
+            <w:pPr>
+              <w:spacing w:before="120"/>
+              <w:rPr>
+                <w:b/>
+                <w:sz w:val="20"/>
+                <w:szCs w:val="20"/>
+              </w:rPr>
+            </w:pPr>
+            <w:r>
+              <w:rPr>
+                <w:b/>
+                <w:sz w:val="20"/>
+                <w:szCs w:val="20"/>
+              </w:rPr>
+              <w:t>Descrição detalhada do Requisito Funcional:</w:t>
+            </w:r>
+          </w:p>
+        </w:tc>
+        <w:tc>
+          <w:tcPr>
+            <w:tcW w:w="7650" w:type="dxa"/>
+            <w:gridSpan w:val="3"/>
+          </w:tcPr>
+          <w:p>
+            <w:pPr>
+              <w:spacing w:before="120"/>
+              <w:rPr>
+                <w:rFonts w:cs="Times New Roman"/>
+                <w:sz w:val="20"/>
+                <w:szCs w:val="20"/>
+              </w:rPr>
+            </w:pPr>
+            <w:r>
+              <w:rPr>
+                <w:rFonts w:cs="Times New Roman"/>
+                <w:color w:val="0F1115"/>
+                <w:sz w:val="20"/>
+                <w:szCs w:val="20"/>
+                <w:shd w:val="clear" w:color="auto" w:fill="FFFFFF"/>
+              </w:rPr>
+              <w:t>O sistema deve gerenciar a rastreabilidade do medicamento conforme normas ANVISA (RDC). Deve registrar temperatura do compartimento a cada 5 minutos, gerar relatório de condições de transporte, exigir assinatura digital do recebedor e transmitir dados automaticamente ao Órgão Regulador.</w:t>
+            </w:r>
+          </w:p>
+        </w:tc>
+      </w:tr>
+      <w:tr>
+        <w:tc>
+          <w:tcPr>
+            <w:tcW w:w="9212" w:type="dxa"/>
+            <w:gridSpan w:val="5"/>
+            <w:shd w:val="clear" w:color="auto" w:fill="D9D9D9" w:themeFill="background1" w:themeFillShade="D9"/>
+          </w:tcPr>
+          <w:p>
+            <w:pPr>
+              <w:spacing w:before="120" w:after="120"/>
+              <w:jc w:val="center"/>
+              <w:rPr>
+                <w:b/>
+                <w:sz w:val="20"/>
+                <w:szCs w:val="20"/>
+              </w:rPr>
+            </w:pPr>
+            <w:r>
+              <w:rPr>
+                <w:b/>
+                <w:bCs/>
+                <w:i/>
+                <w:sz w:val="20"/>
+                <w:szCs w:val="20"/>
+              </w:rPr>
+              <w:t>REQUISITOS NÃO FUNCIONAIS RELACIONADOS</w:t>
+            </w:r>
+          </w:p>
+        </w:tc>
+      </w:tr>
+      <w:tr>
+        <w:trPr>
+          <w:gridAfter w:val="1"/>
+          <w:wAfter w:w="7" w:type="dxa"/>
+        </w:trPr>
+        <w:tc>
+          <w:tcPr>
+            <w:tcW w:w="1555" w:type="dxa"/>
+          </w:tcPr>
+          <w:p>
+            <w:pPr>
+              <w:rPr>
+                <w:b/>
+                <w:sz w:val="20"/>
+                <w:szCs w:val="20"/>
+              </w:rPr>
+            </w:pPr>
+            <w:r>
+              <w:rPr>
+                <w:b/>
+                <w:sz w:val="20"/>
+                <w:szCs w:val="20"/>
+              </w:rPr>
+              <w:t>Requisitos Não Funcionais</w:t>
+            </w:r>
+          </w:p>
+        </w:tc>
+        <w:tc>
+          <w:tcPr>
+            <w:tcW w:w="4110" w:type="dxa"/>
+          </w:tcPr>
+          <w:p>
+            <w:pPr>
+              <w:jc w:val="center"/>
+              <w:rPr>
+                <w:b/>
+                <w:sz w:val="20"/>
+                <w:szCs w:val="20"/>
+              </w:rPr>
+            </w:pPr>
+            <w:r>
+              <w:rPr>
+                <w:b/>
+                <w:sz w:val="20"/>
+                <w:szCs w:val="20"/>
+              </w:rPr>
+              <w:t>Descrição detalhada da regra/restrição</w:t>
+            </w:r>
+          </w:p>
+        </w:tc>
+        <w:tc>
+          <w:tcPr>
+            <w:tcW w:w="1701" w:type="dxa"/>
+          </w:tcPr>
+          <w:p>
+            <w:pPr>
+              <w:jc w:val="center"/>
+              <w:rPr>
+                <w:b/>
+                <w:sz w:val="20"/>
+                <w:szCs w:val="20"/>
+              </w:rPr>
+            </w:pPr>
+            <w:r>
+              <w:rPr>
+                <w:b/>
+                <w:sz w:val="20"/>
+                <w:szCs w:val="20"/>
+              </w:rPr>
+              <w:t>Natureza</w:t>
+            </w:r>
+          </w:p>
+        </w:tc>
+        <w:tc>
+          <w:tcPr>
+            <w:tcW w:w="1839" w:type="dxa"/>
+          </w:tcPr>
+          <w:p>
+            <w:pPr>
+              <w:jc w:val="center"/>
+              <w:rPr>
+                <w:b/>
+                <w:sz w:val="20"/>
+                <w:szCs w:val="20"/>
+              </w:rPr>
+            </w:pPr>
+            <w:r>
+              <w:rPr>
+                <w:b/>
+                <w:sz w:val="20"/>
+                <w:szCs w:val="20"/>
+              </w:rPr>
+              <w:t>Tipo</w:t>
+            </w:r>
+          </w:p>
+        </w:tc>
+      </w:tr>
+      <w:tr>
+        <w:trPr>
+          <w:gridAfter w:val="1"/>
+          <w:wAfter w:w="7" w:type="dxa"/>
+          <w:trHeight w:val="484"/>
+        </w:trPr>
+        <w:tc>
+          <w:tcPr>
+            <w:tcW w:w="1555" w:type="dxa"/>
+          </w:tcPr>
+          <w:p>
+            <w:pPr>
+              <w:spacing w:before="120"/>
+              <w:rPr>
+                <w:b/>
+                <w:sz w:val="20"/>
+                <w:szCs w:val="20"/>
+              </w:rPr>
+            </w:pPr>
+            <w:r>
+              <w:rPr>
+                <w:b/>
+                <w:sz w:val="20"/>
+                <w:szCs w:val="20"/>
+              </w:rPr>
+              <w:t>RNFR-04</w:t>
+            </w:r>
+            <w:r>
+              <w:rPr>
+                <w:b/>
+                <w:sz w:val="20"/>
+                <w:szCs w:val="20"/>
+              </w:rPr>
+              <w:t>.1</w:t>
+            </w:r>
+          </w:p>
+        </w:tc>
+        <w:tc>
+          <w:tcPr>
+            <w:tcW w:w="4110" w:type="dxa"/>
+          </w:tcPr>
+          <w:p>
+            <w:pPr>
+              <w:spacing w:before="120"/>
+              <w:rPr>
+                <w:rFonts w:cs="Times New Roman"/>
+                <w:color w:val="FF0000"/>
+                <w:sz w:val="20"/>
+                <w:szCs w:val="20"/>
+                <w:highlight w:val="yellow"/>
+              </w:rPr>
+            </w:pPr>
+            <w:r>
+              <w:rPr>
+                <w:rFonts w:cs="Times New Roman"/>
+                <w:color w:val="0F1115"/>
+                <w:sz w:val="20"/>
+                <w:szCs w:val="20"/>
+                <w:shd w:val="clear" w:color="auto" w:fill="FFFFFF"/>
+              </w:rPr>
+              <w:t>Os dados de rastreabilidade devem ser armazenados em banco imutável com criptografia e logs de auditoria.</w:t>
+            </w:r>
+          </w:p>
+        </w:tc>
+        <w:tc>
+          <w:tcPr>
+            <w:tcW w:w="1701" w:type="dxa"/>
+          </w:tcPr>
+          <w:p>
+            <w:pPr>
+              <w:spacing w:before="120"/>
+              <w:rPr>
+                <w:rFonts w:cs="Times New Roman"/>
+                <w:b/>
+                <w:i/>
+                <w:color w:val="FF0000"/>
+                <w:sz w:val="20"/>
+                <w:szCs w:val="20"/>
+                <w:highlight w:val="yellow"/>
+              </w:rPr>
+            </w:pPr>
+            <w:r>
+              <w:rPr>
+                <w:rFonts w:cs="Times New Roman"/>
+                <w:color w:val="0F1115"/>
+                <w:sz w:val="20"/>
+                <w:szCs w:val="20"/>
+                <w:shd w:val="clear" w:color="auto" w:fill="FFFFFF"/>
+              </w:rPr>
+              <w:t>Obrigatório</w:t>
+            </w:r>
+          </w:p>
+        </w:tc>
+        <w:sdt>
+          <w:sdtPr>
+            <w:rPr>
+              <w:sz w:val="20"/>
+              <w:szCs w:val="20"/>
+            </w:rPr>
+            <w:id w:val="-1897187725"/>
+            <w:placeholder>
+              <w:docPart w:val="49038645FBDD489F8929201D603DDFD3"/>
+            </w:placeholder>
+            <w:comboBox>
+              <w:listItem w:displayText="Acessibilidade" w:value="Acessibilidade"/>
+              <w:listItem w:displayText="Armazenamento" w:value="Armazenamento"/>
+              <w:listItem w:displayText="Confiabilidade" w:value="Confiabilidade"/>
+              <w:listItem w:displayText="Desempenho" w:value="Desempenho"/>
+              <w:listItem w:displayText="Disponibilidade" w:value="Disponibilidade"/>
+              <w:listItem w:displayText="Eficiência" w:value="Eficiência"/>
+              <w:listItem w:displayText="Entrega" w:value="Entrega"/>
+              <w:listItem w:displayText="Ético" w:value="Ético"/>
+              <w:listItem w:displayText="Implementação" w:value="Implementação"/>
+              <w:listItem w:displayText="Interoperabilidade" w:value="Interoperabilidade"/>
+              <w:listItem w:displayText="Legal" w:value="Legal"/>
+              <w:listItem w:displayText="Padrão" w:value="Padrão"/>
+              <w:listItem w:displayText="Portabilidade" w:value="Portabilidade"/>
+              <w:listItem w:displayText="Privacidade" w:value="Privacidade"/>
+              <w:listItem w:displayText="Segurança" w:value="Segurança"/>
+              <w:listItem w:displayText="Tamanho" w:value="Tamanho"/>
+              <w:listItem w:displayText="Usabilidade" w:value="Usabilidade"/>
+            </w:comboBox>
+          </w:sdtPr>
+          <w:sdtContent>
+            <w:tc>
+              <w:tcPr>
+                <w:tcW w:w="1839" w:type="dxa"/>
+              </w:tcPr>
+              <w:p>
+                <w:pPr>
+                  <w:spacing w:before="120"/>
+                  <w:rPr>
+                    <w:sz w:val="20"/>
+                    <w:szCs w:val="20"/>
+                  </w:rPr>
+                </w:pPr>
+                <w:r>
+                  <w:rPr>
+                    <w:sz w:val="20"/>
+                    <w:szCs w:val="20"/>
+                  </w:rPr>
+                  <w:t>Segurança</w:t>
+                </w:r>
+              </w:p>
+            </w:tc>
+          </w:sdtContent>
+        </w:sdt>
+      </w:tr>
+      <w:tr>
+        <w:trPr>
+          <w:gridAfter w:val="1"/>
+          <w:wAfter w:w="7" w:type="dxa"/>
+        </w:trPr>
+        <w:tc>
+          <w:tcPr>
+            <w:tcW w:w="1555" w:type="dxa"/>
+          </w:tcPr>
+          <w:p>
+            <w:pPr>
+              <w:spacing w:before="120"/>
+              <w:rPr>
+                <w:b/>
+                <w:sz w:val="20"/>
+                <w:szCs w:val="20"/>
+              </w:rPr>
+            </w:pPr>
+            <w:r>
+              <w:rPr>
+                <w:b/>
+                <w:sz w:val="20"/>
+                <w:szCs w:val="20"/>
+              </w:rPr>
+              <w:t>RNFR-04</w:t>
+            </w:r>
+            <w:r>
+              <w:rPr>
+                <w:b/>
+                <w:sz w:val="20"/>
+                <w:szCs w:val="20"/>
+              </w:rPr>
+              <w:t>.2</w:t>
+            </w:r>
+          </w:p>
+        </w:tc>
+        <w:tc>
+          <w:tcPr>
+            <w:tcW w:w="4110" w:type="dxa"/>
+          </w:tcPr>
+          <w:p>
+            <w:pPr>
+              <w:rPr>
+                <w:rFonts w:cs="Times New Roman"/>
+                <w:color w:val="0F1115"/>
+                <w:sz w:val="20"/>
+                <w:szCs w:val="20"/>
+              </w:rPr>
+            </w:pPr>
+            <w:r>
+              <w:rPr>
+                <w:rFonts w:cs="Times New Roman"/>
+                <w:color w:val="0F1115"/>
+                <w:sz w:val="20"/>
+                <w:szCs w:val="20"/>
+              </w:rPr>
+              <w:t>O tempo entre a detecção da anomalia e o alerta no painel do Operador não deve exceder 3 segundos.</w:t>
+            </w:r>
+          </w:p>
+        </w:tc>
+        <w:tc>
+          <w:tcPr>
+            <w:tcW w:w="1701" w:type="dxa"/>
+          </w:tcPr>
+          <w:p>
+            <w:pPr>
+              <w:spacing w:before="120"/>
+              <w:rPr>
+                <w:b/>
+                <w:i/>
+                <w:color w:val="FF0000"/>
+                <w:sz w:val="20"/>
+                <w:szCs w:val="20"/>
+                <w:highlight w:val="yellow"/>
+              </w:rPr>
+            </w:pPr>
+            <w:r>
+              <w:rPr>
+                <w:rFonts w:cs="Times New Roman"/>
+                <w:color w:val="0F1115"/>
+                <w:sz w:val="20"/>
+                <w:szCs w:val="20"/>
+                <w:shd w:val="clear" w:color="auto" w:fill="FFFFFF"/>
+              </w:rPr>
+              <w:t>Obrigatório</w:t>
+            </w:r>
+          </w:p>
+        </w:tc>
+        <w:sdt>
+          <w:sdtPr>
+            <w:rPr>
+              <w:sz w:val="20"/>
+              <w:szCs w:val="20"/>
+            </w:rPr>
+            <w:id w:val="780457211"/>
+            <w:placeholder>
+              <w:docPart w:val="76399FA23367445F8D46C9466715AABC"/>
+            </w:placeholder>
+            <w:comboBox>
+              <w:listItem w:displayText="Acessibilidade" w:value="Acessibilidade"/>
+              <w:listItem w:displayText="Armazenamento" w:value="Armazenamento"/>
+              <w:listItem w:displayText="Confiabilidade" w:value="Confiabilidade"/>
+              <w:listItem w:displayText="Desempenho" w:value="Desempenho"/>
+              <w:listItem w:displayText="Disponibilidade" w:value="Disponibilidade"/>
+              <w:listItem w:displayText="Eficiência" w:value="Eficiência"/>
+              <w:listItem w:displayText="Entrega" w:value="Entrega"/>
+              <w:listItem w:displayText="Ético" w:value="Ético"/>
+              <w:listItem w:displayText="Implementação" w:value="Implementação"/>
+              <w:listItem w:displayText="Interoperabilidade" w:value="Interoperabilidade"/>
+              <w:listItem w:displayText="Legal" w:value="Legal"/>
+              <w:listItem w:displayText="Padrão" w:value="Padrão"/>
+              <w:listItem w:displayText="Portabilidade" w:value="Portabilidade"/>
+              <w:listItem w:displayText="Privacidade" w:value="Privacidade"/>
+              <w:listItem w:displayText="Segurança" w:value="Segurança"/>
+              <w:listItem w:displayText="Tamanho" w:value="Tamanho"/>
+              <w:listItem w:displayText="Usabilidade" w:value="Usabilidade"/>
+            </w:comboBox>
+          </w:sdtPr>
+          <w:sdtContent>
+            <w:tc>
+              <w:tcPr>
+                <w:tcW w:w="1839" w:type="dxa"/>
+              </w:tcPr>
+              <w:p>
+                <w:pPr>
+                  <w:spacing w:before="120"/>
+                  <w:rPr>
+                    <w:sz w:val="20"/>
+                    <w:szCs w:val="20"/>
+                  </w:rPr>
+                </w:pPr>
+                <w:r>
+                  <w:rPr>
+                    <w:sz w:val="20"/>
+                    <w:szCs w:val="20"/>
+                  </w:rPr>
+                  <w:t>Confiabilidade</w:t>
+                </w:r>
+              </w:p>
+            </w:tc>
+          </w:sdtContent>
+        </w:sdt>
+      </w:tr>
+      <w:tr>
+        <w:trPr>
+          <w:gridAfter w:val="1"/>
+          <w:wAfter w:w="7" w:type="dxa"/>
+          <w:trHeight w:val="60"/>
+        </w:trPr>
+        <w:tc>
+          <w:tcPr>
+            <w:tcW w:w="1555" w:type="dxa"/>
+          </w:tcPr>
+          <w:p>
+            <w:pPr>
+              <w:spacing w:before="120"/>
+              <w:rPr>
+                <w:b/>
+                <w:sz w:val="20"/>
+                <w:szCs w:val="20"/>
+              </w:rPr>
+            </w:pPr>
+            <w:r>
+              <w:rPr>
+                <w:b/>
+                <w:sz w:val="20"/>
+                <w:szCs w:val="20"/>
+              </w:rPr>
+              <w:t>RNFR-04</w:t>
+            </w:r>
+            <w:r>
+              <w:rPr>
+                <w:b/>
+                <w:sz w:val="20"/>
+                <w:szCs w:val="20"/>
+              </w:rPr>
+              <w:t>.3</w:t>
+            </w:r>
+          </w:p>
+        </w:tc>
+        <w:tc>
+          <w:tcPr>
+            <w:tcW w:w="4110" w:type="dxa"/>
+          </w:tcPr>
+          <w:p>
+            <w:pPr>
+              <w:rPr>
+                <w:rFonts w:cs="Times New Roman"/>
+                <w:color w:val="0F1115"/>
+                <w:sz w:val="20"/>
+                <w:szCs w:val="20"/>
+              </w:rPr>
+            </w:pPr>
+            <w:r>
+              <w:rPr>
+                <w:rFonts w:cs="Times New Roman"/>
+                <w:color w:val="0F1115"/>
+                <w:sz w:val="20"/>
+                <w:szCs w:val="20"/>
+                <w:shd w:val="clear" w:color="auto" w:fill="FFFFFF"/>
+              </w:rPr>
+              <w:t>Os registros devem ser mantidos armazenados por período mínimo de 5 anos conforme legislação.</w:t>
+            </w:r>
+          </w:p>
+        </w:tc>
+        <w:tc>
+          <w:tcPr>
+            <w:tcW w:w="1701" w:type="dxa"/>
+          </w:tcPr>
+          <w:p>
+            <w:pPr>
+              <w:spacing w:before="120"/>
+              <w:rPr>
+                <w:b/>
+                <w:i/>
+                <w:color w:val="FF0000"/>
+                <w:sz w:val="20"/>
+                <w:szCs w:val="20"/>
+                <w:highlight w:val="yellow"/>
+              </w:rPr>
+            </w:pPr>
+            <w:r>
+              <w:rPr>
+                <w:rFonts w:cs="Times New Roman"/>
+                <w:color w:val="0F1115"/>
+                <w:sz w:val="20"/>
+                <w:szCs w:val="20"/>
+                <w:shd w:val="clear" w:color="auto" w:fill="FFFFFF"/>
+              </w:rPr>
+              <w:t>Obrigatório</w:t>
+            </w:r>
+          </w:p>
+        </w:tc>
+        <w:sdt>
+          <w:sdtPr>
+            <w:rPr>
+              <w:sz w:val="20"/>
+              <w:szCs w:val="20"/>
+            </w:rPr>
+            <w:id w:val="129825799"/>
+            <w:placeholder>
+              <w:docPart w:val="B3C0DB8EE6C241C4B3BFD02BC488B6C1"/>
+            </w:placeholder>
+            <w:comboBox>
+              <w:listItem w:displayText="Acessibilidade" w:value="Acessibilidade"/>
+              <w:listItem w:displayText="Armazenamento" w:value="Armazenamento"/>
+              <w:listItem w:displayText="Confiabilidade" w:value="Confiabilidade"/>
+              <w:listItem w:displayText="Desempenho" w:value="Desempenho"/>
+              <w:listItem w:displayText="Disponibilidade" w:value="Disponibilidade"/>
+              <w:listItem w:displayText="Eficiência" w:value="Eficiência"/>
+              <w:listItem w:displayText="Entrega" w:value="Entrega"/>
+              <w:listItem w:displayText="Ético" w:value="Ético"/>
+              <w:listItem w:displayText="Implementação" w:value="Implementação"/>
+              <w:listItem w:displayText="Interoperabilidade" w:value="Interoperabilidade"/>
+              <w:listItem w:displayText="Legal" w:value="Legal"/>
+              <w:listItem w:displayText="Padrão" w:value="Padrão"/>
+              <w:listItem w:displayText="Portabilidade" w:value="Portabilidade"/>
+              <w:listItem w:displayText="Privacidade" w:value="Privacidade"/>
+              <w:listItem w:displayText="Segurança" w:value="Segurança"/>
+              <w:listItem w:displayText="Tamanho" w:value="Tamanho"/>
+              <w:listItem w:displayText="Usabilidade" w:value="Usabilidade"/>
+            </w:comboBox>
+          </w:sdtPr>
+          <w:sdtContent>
+            <w:tc>
+              <w:tcPr>
+                <w:tcW w:w="1839" w:type="dxa"/>
+              </w:tcPr>
+              <w:p>
+                <w:pPr>
+                  <w:spacing w:before="120"/>
+                  <w:rPr>
+                    <w:sz w:val="20"/>
+                    <w:szCs w:val="20"/>
+                  </w:rPr>
+                </w:pPr>
+                <w:r>
+                  <w:rPr>
+                    <w:sz w:val="20"/>
+                    <w:szCs w:val="20"/>
+                  </w:rPr>
+                  <w:t>Legal</w:t>
+                </w:r>
+              </w:p>
+            </w:tc>
+          </w:sdtContent>
+        </w:sdt>
+      </w:tr>
+    </w:tbl>
+    <w:p/>
+    <w:tbl>
+      <w:tblPr>
+        <w:tblStyle w:val="Tabelacomgrade"/>
+        <w:tblW w:w="9212" w:type="dxa"/>
+        <w:tblLayout w:type="fixed"/>
+        <w:tblLook w:val="00A0" w:firstRow="1" w:lastRow="0" w:firstColumn="1" w:lastColumn="0" w:noHBand="0" w:noVBand="0"/>
+      </w:tblPr>
+      <w:tblGrid>
+        <w:gridCol w:w="1555"/>
+        <w:gridCol w:w="4110"/>
+        <w:gridCol w:w="1701"/>
+        <w:gridCol w:w="1839"/>
+        <w:gridCol w:w="7"/>
+      </w:tblGrid>
+      <w:tr>
+        <w:tc>
+          <w:tcPr>
+            <w:tcW w:w="9212" w:type="dxa"/>
+            <w:gridSpan w:val="5"/>
+            <w:shd w:val="clear" w:color="auto" w:fill="D9D9D9" w:themeFill="background1" w:themeFillShade="D9"/>
+          </w:tcPr>
+          <w:p>
+            <w:pPr>
+              <w:spacing w:before="120" w:after="120"/>
+              <w:jc w:val="center"/>
+              <w:rPr>
+                <w:b/>
+                <w:bCs/>
+                <w:i/>
+                <w:color w:val="FF0000"/>
+                <w:sz w:val="20"/>
+                <w:szCs w:val="20"/>
+              </w:rPr>
+            </w:pPr>
+            <w:r>
+              <w:rPr>
+                <w:b/>
+                <w:bCs/>
+                <w:i/>
+                <w:sz w:val="20"/>
+                <w:szCs w:val="20"/>
+              </w:rPr>
+              <w:t>REQUISITOS FUNCIONAIS</w:t>
+            </w:r>
+          </w:p>
+        </w:tc>
+      </w:tr>
+      <w:tr>
+        <w:trPr>
+          <w:gridAfter w:val="1"/>
+          <w:wAfter w:w="7" w:type="dxa"/>
+        </w:trPr>
+        <w:tc>
+          <w:tcPr>
+            <w:tcW w:w="1555" w:type="dxa"/>
+          </w:tcPr>
+          <w:p>
+            <w:pPr>
+              <w:spacing w:before="120" w:after="120"/>
+              <w:rPr>
+                <w:b/>
+                <w:sz w:val="20"/>
+                <w:szCs w:val="20"/>
+              </w:rPr>
+            </w:pPr>
+            <w:r>
+              <w:rPr>
+                <w:b/>
+                <w:sz w:val="20"/>
+                <w:szCs w:val="20"/>
+              </w:rPr>
+              <w:lastRenderedPageBreak/>
+              <w:t>RF-05</w:t>
+            </w:r>
+          </w:p>
+        </w:tc>
+        <w:tc>
+          <w:tcPr>
+            <w:tcW w:w="7650" w:type="dxa"/>
+            <w:gridSpan w:val="3"/>
+          </w:tcPr>
+          <w:p>
+            <w:pPr>
+              <w:spacing w:before="120" w:after="120"/>
+              <w:rPr>
+                <w:rFonts w:cs="Times New Roman"/>
+                <w:b/>
+                <w:i/>
+                <w:color w:val="FF0000"/>
+                <w:sz w:val="20"/>
+                <w:szCs w:val="20"/>
+              </w:rPr>
+            </w:pPr>
+            <w:r>
+              <w:rPr>
+                <w:rStyle w:val="Forte"/>
+                <w:rFonts w:cs="Times New Roman"/>
+                <w:b w:val="0"/>
+                <w:color w:val="0F1115"/>
+                <w:sz w:val="20"/>
+                <w:szCs w:val="20"/>
+                <w:shd w:val="clear" w:color="auto" w:fill="FFFFFF"/>
+              </w:rPr>
+              <w:t>Integrar com Sistemas Externos</w:t>
+            </w:r>
+          </w:p>
+        </w:tc>
+      </w:tr>
+      <w:tr>
+        <w:trPr>
+          <w:gridAfter w:val="1"/>
+          <w:wAfter w:w="7" w:type="dxa"/>
+        </w:trPr>
+        <w:tc>
+          <w:tcPr>
+            <w:tcW w:w="1555" w:type="dxa"/>
+          </w:tcPr>
+          <w:p>
+            <w:pPr>
+              <w:spacing w:before="120"/>
+              <w:rPr>
+                <w:b/>
+                <w:sz w:val="20"/>
+                <w:szCs w:val="20"/>
+              </w:rPr>
+            </w:pPr>
+            <w:r>
+              <w:rPr>
+                <w:b/>
+                <w:sz w:val="20"/>
+                <w:szCs w:val="20"/>
+              </w:rPr>
+              <w:t>Descrição detalhada do Requisito Funcional:</w:t>
+            </w:r>
+          </w:p>
+        </w:tc>
+        <w:tc>
+          <w:tcPr>
+            <w:tcW w:w="7650" w:type="dxa"/>
+            <w:gridSpan w:val="3"/>
+          </w:tcPr>
+          <w:p>
+            <w:pPr>
+              <w:spacing w:before="120"/>
+              <w:rPr>
+                <w:rFonts w:cs="Times New Roman"/>
+                <w:sz w:val="20"/>
+                <w:szCs w:val="20"/>
+              </w:rPr>
+            </w:pPr>
+            <w:r>
+              <w:rPr>
+                <w:rFonts w:cs="Times New Roman"/>
+                <w:color w:val="0F1115"/>
+                <w:sz w:val="20"/>
+                <w:szCs w:val="20"/>
+                <w:shd w:val="clear" w:color="auto" w:fill="FFFFFF"/>
+              </w:rPr>
+              <w:t xml:space="preserve">O sistema deve se comunicar </w:t>
+            </w:r>
+            <w:proofErr w:type="spellStart"/>
+            <w:r>
+              <w:rPr>
+                <w:rFonts w:cs="Times New Roman"/>
+                <w:color w:val="0F1115"/>
+                <w:sz w:val="20"/>
+                <w:szCs w:val="20"/>
+                <w:shd w:val="clear" w:color="auto" w:fill="FFFFFF"/>
+              </w:rPr>
+              <w:t>bidirecionalmente</w:t>
+            </w:r>
+            <w:proofErr w:type="spellEnd"/>
+            <w:r>
+              <w:rPr>
+                <w:rFonts w:cs="Times New Roman"/>
+                <w:color w:val="0F1115"/>
+                <w:sz w:val="20"/>
+                <w:szCs w:val="20"/>
+                <w:shd w:val="clear" w:color="auto" w:fill="FFFFFF"/>
+              </w:rPr>
+              <w:t xml:space="preserve"> com sistemas de terceiros: consultar Sistema de Trânsito Municipal para dados de tráfego, interdições e clima; e integrar com ERP de Farmácias para receber pedidos, códigos de lote e prazos de validade automaticamente.</w:t>
+            </w:r>
+          </w:p>
+        </w:tc>
+      </w:tr>
+      <w:tr>
+        <w:tc>
+          <w:tcPr>
+            <w:tcW w:w="9212" w:type="dxa"/>
+            <w:gridSpan w:val="5"/>
+            <w:shd w:val="clear" w:color="auto" w:fill="D9D9D9" w:themeFill="background1" w:themeFillShade="D9"/>
+          </w:tcPr>
+          <w:p>
+            <w:pPr>
+              <w:spacing w:before="120" w:after="120"/>
+              <w:jc w:val="center"/>
+              <w:rPr>
+                <w:b/>
+                <w:sz w:val="20"/>
+                <w:szCs w:val="20"/>
+              </w:rPr>
+            </w:pPr>
+            <w:r>
+              <w:rPr>
+                <w:b/>
+                <w:bCs/>
+                <w:i/>
+                <w:sz w:val="20"/>
+                <w:szCs w:val="20"/>
+              </w:rPr>
+              <w:t>REQUISITOS NÃO FUNCIONAIS RELACIONADOS</w:t>
+            </w:r>
+          </w:p>
+        </w:tc>
+      </w:tr>
+      <w:tr>
+        <w:trPr>
+          <w:gridAfter w:val="1"/>
+          <w:wAfter w:w="7" w:type="dxa"/>
+        </w:trPr>
+        <w:tc>
+          <w:tcPr>
+            <w:tcW w:w="1555" w:type="dxa"/>
+          </w:tcPr>
+          <w:p>
+            <w:pPr>
+              <w:rPr>
+                <w:b/>
+                <w:sz w:val="20"/>
+                <w:szCs w:val="20"/>
+              </w:rPr>
+            </w:pPr>
+            <w:r>
+              <w:rPr>
+                <w:b/>
+                <w:sz w:val="20"/>
+                <w:szCs w:val="20"/>
+              </w:rPr>
+              <w:t>Requisitos Não Funcionais</w:t>
+            </w:r>
+          </w:p>
+        </w:tc>
+        <w:tc>
+          <w:tcPr>
+            <w:tcW w:w="4110" w:type="dxa"/>
+          </w:tcPr>
+          <w:p>
+            <w:pPr>
+              <w:jc w:val="center"/>
+              <w:rPr>
+                <w:b/>
+                <w:sz w:val="20"/>
+                <w:szCs w:val="20"/>
+              </w:rPr>
+            </w:pPr>
+            <w:r>
+              <w:rPr>
+                <w:b/>
+                <w:sz w:val="20"/>
+                <w:szCs w:val="20"/>
+              </w:rPr>
+              <w:t>Descrição detalhada da regra/restrição</w:t>
+            </w:r>
+          </w:p>
+        </w:tc>
+        <w:tc>
+          <w:tcPr>
+            <w:tcW w:w="1701" w:type="dxa"/>
+          </w:tcPr>
+          <w:p>
+            <w:pPr>
+              <w:jc w:val="center"/>
+              <w:rPr>
+                <w:b/>
+                <w:sz w:val="20"/>
+                <w:szCs w:val="20"/>
+              </w:rPr>
+            </w:pPr>
+            <w:r>
+              <w:rPr>
+                <w:b/>
+                <w:sz w:val="20"/>
+                <w:szCs w:val="20"/>
+              </w:rPr>
+              <w:t>Natureza</w:t>
+            </w:r>
+          </w:p>
+        </w:tc>
+        <w:tc>
+          <w:tcPr>
+            <w:tcW w:w="1839" w:type="dxa"/>
+          </w:tcPr>
+          <w:p>
+            <w:pPr>
+              <w:jc w:val="center"/>
+              <w:rPr>
+                <w:b/>
+                <w:sz w:val="20"/>
+                <w:szCs w:val="20"/>
+              </w:rPr>
+            </w:pPr>
+            <w:r>
+              <w:rPr>
+                <w:b/>
+                <w:sz w:val="20"/>
+                <w:szCs w:val="20"/>
+              </w:rPr>
+              <w:t>Tipo</w:t>
+            </w:r>
+          </w:p>
+        </w:tc>
+      </w:tr>
+      <w:tr>
+        <w:trPr>
+          <w:gridAfter w:val="1"/>
+          <w:wAfter w:w="7" w:type="dxa"/>
+          <w:trHeight w:val="484"/>
+        </w:trPr>
+        <w:tc>
+          <w:tcPr>
+            <w:tcW w:w="1555" w:type="dxa"/>
+          </w:tcPr>
+          <w:p>
+            <w:pPr>
+              <w:spacing w:before="120"/>
+              <w:rPr>
+                <w:b/>
+                <w:sz w:val="20"/>
+                <w:szCs w:val="20"/>
+              </w:rPr>
+            </w:pPr>
+            <w:r>
+              <w:rPr>
+                <w:b/>
+                <w:sz w:val="20"/>
+                <w:szCs w:val="20"/>
+              </w:rPr>
+              <w:t>RNFR-05</w:t>
+            </w:r>
+            <w:r>
+              <w:rPr>
+                <w:b/>
+                <w:sz w:val="20"/>
+                <w:szCs w:val="20"/>
+              </w:rPr>
+              <w:t>.1</w:t>
+            </w:r>
+          </w:p>
+        </w:tc>
+        <w:tc>
+          <w:tcPr>
+            <w:tcW w:w="4110" w:type="dxa"/>
+          </w:tcPr>
+          <w:p>
+            <w:pPr>
+              <w:rPr>
+                <w:rFonts w:cs="Times New Roman"/>
+                <w:color w:val="0F1115"/>
+                <w:sz w:val="20"/>
+                <w:szCs w:val="20"/>
+              </w:rPr>
+            </w:pPr>
+            <w:r>
+              <w:rPr>
+                <w:rFonts w:cs="Times New Roman"/>
+                <w:color w:val="0F1115"/>
+                <w:sz w:val="20"/>
+                <w:szCs w:val="20"/>
+              </w:rPr>
+              <w:t xml:space="preserve">As integrações devem usar </w:t>
+            </w:r>
+            <w:proofErr w:type="spellStart"/>
+            <w:r>
+              <w:rPr>
+                <w:rFonts w:cs="Times New Roman"/>
+                <w:color w:val="0F1115"/>
+                <w:sz w:val="20"/>
+                <w:szCs w:val="20"/>
+              </w:rPr>
+              <w:t>APIs</w:t>
+            </w:r>
+            <w:proofErr w:type="spellEnd"/>
+            <w:r>
+              <w:rPr>
+                <w:rFonts w:cs="Times New Roman"/>
+                <w:color w:val="0F1115"/>
+                <w:sz w:val="20"/>
+                <w:szCs w:val="20"/>
+              </w:rPr>
+              <w:t xml:space="preserve"> </w:t>
+            </w:r>
+            <w:proofErr w:type="spellStart"/>
+            <w:r>
+              <w:rPr>
+                <w:rFonts w:cs="Times New Roman"/>
+                <w:color w:val="0F1115"/>
+                <w:sz w:val="20"/>
+                <w:szCs w:val="20"/>
+              </w:rPr>
+              <w:t>RESTful</w:t>
+            </w:r>
+            <w:proofErr w:type="spellEnd"/>
+            <w:r>
+              <w:rPr>
+                <w:rFonts w:cs="Times New Roman"/>
+                <w:color w:val="0F1115"/>
+                <w:sz w:val="20"/>
+                <w:szCs w:val="20"/>
+              </w:rPr>
+              <w:t xml:space="preserve"> com JSON e autenticação </w:t>
+            </w:r>
+            <w:proofErr w:type="spellStart"/>
+            <w:r>
+              <w:rPr>
+                <w:rFonts w:cs="Times New Roman"/>
+                <w:color w:val="0F1115"/>
+                <w:sz w:val="20"/>
+                <w:szCs w:val="20"/>
+              </w:rPr>
+              <w:t>OAuth</w:t>
+            </w:r>
+            <w:proofErr w:type="spellEnd"/>
+            <w:r>
+              <w:rPr>
+                <w:rFonts w:cs="Times New Roman"/>
+                <w:color w:val="0F1115"/>
+                <w:sz w:val="20"/>
+                <w:szCs w:val="20"/>
+              </w:rPr>
+              <w:t xml:space="preserve"> 2.0.</w:t>
+            </w:r>
+          </w:p>
+        </w:tc>
+        <w:tc>
+          <w:tcPr>
+            <w:tcW w:w="1701" w:type="dxa"/>
+          </w:tcPr>
+          <w:p>
+            <w:pPr>
+              <w:spacing w:before="120"/>
+              <w:rPr>
+                <w:rFonts w:cs="Times New Roman"/>
+                <w:b/>
+                <w:i/>
+                <w:color w:val="FF0000"/>
+                <w:sz w:val="20"/>
+                <w:szCs w:val="20"/>
+                <w:highlight w:val="yellow"/>
+              </w:rPr>
+            </w:pPr>
+            <w:r>
+              <w:rPr>
+                <w:rFonts w:cs="Times New Roman"/>
+                <w:color w:val="0F1115"/>
+                <w:sz w:val="20"/>
+                <w:szCs w:val="20"/>
+                <w:shd w:val="clear" w:color="auto" w:fill="FFFFFF"/>
+              </w:rPr>
+              <w:t>Obrigatório</w:t>
+            </w:r>
+          </w:p>
+        </w:tc>
+        <w:sdt>
+          <w:sdtPr>
+            <w:rPr>
+              <w:sz w:val="20"/>
+              <w:szCs w:val="20"/>
+            </w:rPr>
+            <w:id w:val="1843430491"/>
+            <w:placeholder>
+              <w:docPart w:val="D1D2B5450A2F4224B8B701686E9A886E"/>
+            </w:placeholder>
+            <w:comboBox>
+              <w:listItem w:displayText="Acessibilidade" w:value="Acessibilidade"/>
+              <w:listItem w:displayText="Armazenamento" w:value="Armazenamento"/>
+              <w:listItem w:displayText="Confiabilidade" w:value="Confiabilidade"/>
+              <w:listItem w:displayText="Desempenho" w:value="Desempenho"/>
+              <w:listItem w:displayText="Disponibilidade" w:value="Disponibilidade"/>
+              <w:listItem w:displayText="Eficiência" w:value="Eficiência"/>
+              <w:listItem w:displayText="Entrega" w:value="Entrega"/>
+              <w:listItem w:displayText="Ético" w:value="Ético"/>
+              <w:listItem w:displayText="Implementação" w:value="Implementação"/>
+              <w:listItem w:displayText="Interoperabilidade" w:value="Interoperabilidade"/>
+              <w:listItem w:displayText="Legal" w:value="Legal"/>
+              <w:listItem w:displayText="Padrão" w:value="Padrão"/>
+              <w:listItem w:displayText="Portabilidade" w:value="Portabilidade"/>
+              <w:listItem w:displayText="Privacidade" w:value="Privacidade"/>
+              <w:listItem w:displayText="Segurança" w:value="Segurança"/>
+              <w:listItem w:displayText="Tamanho" w:value="Tamanho"/>
+              <w:listItem w:displayText="Usabilidade" w:value="Usabilidade"/>
+            </w:comboBox>
+          </w:sdtPr>
+          <w:sdtContent>
+            <w:tc>
+              <w:tcPr>
+                <w:tcW w:w="1839" w:type="dxa"/>
+              </w:tcPr>
+              <w:p>
+                <w:pPr>
+                  <w:spacing w:before="120"/>
+                  <w:rPr>
+                    <w:sz w:val="20"/>
+                    <w:szCs w:val="20"/>
+                  </w:rPr>
+                </w:pPr>
+                <w:r>
+                  <w:rPr>
+                    <w:sz w:val="20"/>
+                    <w:szCs w:val="20"/>
+                  </w:rPr>
+                  <w:t>Interoperabilidade</w:t>
+                </w:r>
+              </w:p>
+            </w:tc>
+          </w:sdtContent>
+        </w:sdt>
+      </w:tr>
+      <w:tr>
+        <w:trPr>
+          <w:gridAfter w:val="1"/>
+          <w:wAfter w:w="7" w:type="dxa"/>
+        </w:trPr>
+        <w:tc>
+          <w:tcPr>
+            <w:tcW w:w="1555" w:type="dxa"/>
+          </w:tcPr>
+          <w:p>
+            <w:pPr>
+              <w:spacing w:before="120"/>
+              <w:rPr>
+                <w:b/>
+                <w:sz w:val="20"/>
+                <w:szCs w:val="20"/>
+              </w:rPr>
+            </w:pPr>
+            <w:r>
+              <w:rPr>
+                <w:b/>
+                <w:sz w:val="20"/>
+                <w:szCs w:val="20"/>
+              </w:rPr>
+              <w:t>RNFR-05</w:t>
+            </w:r>
+            <w:r>
+              <w:rPr>
+                <w:b/>
+                <w:sz w:val="20"/>
+                <w:szCs w:val="20"/>
+              </w:rPr>
+              <w:t>.2</w:t>
+            </w:r>
+          </w:p>
+        </w:tc>
+        <w:tc>
+          <w:tcPr>
+            <w:tcW w:w="4110" w:type="dxa"/>
+          </w:tcPr>
+          <w:p>
+            <w:pPr>
+              <w:rPr>
+                <w:rFonts w:cs="Times New Roman"/>
+                <w:color w:val="0F1115"/>
+                <w:sz w:val="20"/>
+                <w:szCs w:val="20"/>
+              </w:rPr>
+            </w:pPr>
+            <w:r>
+              <w:rPr>
+                <w:rFonts w:cs="Times New Roman"/>
+                <w:color w:val="0F1115"/>
+                <w:sz w:val="20"/>
+                <w:szCs w:val="20"/>
+              </w:rPr>
+              <w:t>O tempo de resposta para consultar o Sistema de Trânsito e recalcular rota não deve exceder 5 segundos.</w:t>
+            </w:r>
+          </w:p>
+        </w:tc>
+        <w:tc>
+          <w:tcPr>
+            <w:tcW w:w="1701" w:type="dxa"/>
+          </w:tcPr>
+          <w:p>
+            <w:pPr>
+              <w:spacing w:before="120"/>
+              <w:rPr>
+                <w:b/>
+                <w:i/>
+                <w:color w:val="FF0000"/>
+                <w:sz w:val="20"/>
+                <w:szCs w:val="20"/>
+                <w:highlight w:val="yellow"/>
+              </w:rPr>
+            </w:pPr>
+            <w:r>
+              <w:rPr>
+                <w:rFonts w:cs="Times New Roman"/>
+                <w:color w:val="0F1115"/>
+                <w:sz w:val="20"/>
+                <w:szCs w:val="20"/>
+                <w:shd w:val="clear" w:color="auto" w:fill="FFFFFF"/>
+              </w:rPr>
+              <w:t>Obrigatório</w:t>
+            </w:r>
+          </w:p>
+        </w:tc>
+        <w:sdt>
+          <w:sdtPr>
+            <w:rPr>
+              <w:sz w:val="20"/>
+              <w:szCs w:val="20"/>
+            </w:rPr>
+            <w:id w:val="-27718706"/>
+            <w:placeholder>
+              <w:docPart w:val="07A8165A0D0A49A7BBD96C1D9961BD2B"/>
             </w:placeholder>
             <w:comboBox>
               <w:listItem w:displayText="Acessibilidade" w:value="Acessibilidade"/>
@@ -1795,6 +4083,7 @@
         <w:trPr>
           <w:gridAfter w:val="1"/>
           <w:wAfter w:w="7" w:type="dxa"/>
+          <w:trHeight w:val="60"/>
         </w:trPr>
         <w:tc>
           <w:tcPr>
@@ -1815,7 +4104,7 @@
                 <w:sz w:val="20"/>
                 <w:szCs w:val="20"/>
               </w:rPr>
-              <w:t>RNFR-02</w:t>
+              <w:t>RNFR-05</w:t>
             </w:r>
             <w:r>
               <w:rPr>
@@ -1838,18 +4127,16 @@
                 <w:color w:val="0F1115"/>
                 <w:sz w:val="20"/>
                 <w:szCs w:val="20"/>
-                <w:shd w:val="clear" w:color="auto" w:fill="FFFFFF"/>
-              </w:rPr>
-            </w:pPr>
-            <w:r>
-              <w:rPr>
-                <w:rFonts w:cs="Times New Roman"/>
-                <w:color w:val="0F1115"/>
-                <w:sz w:val="20"/>
-                <w:szCs w:val="20"/>
-                <w:shd w:val="clear" w:color="auto" w:fill="FFFFFF"/>
-              </w:rPr>
-              <w:t xml:space="preserve">O sistema deve registrar log contínuo de todas as telemetrias com </w:t>
+              </w:rPr>
+            </w:pPr>
+            <w:r>
+              <w:rPr>
+                <w:rFonts w:cs="Times New Roman"/>
+                <w:color w:val="0F1115"/>
+                <w:sz w:val="20"/>
+                <w:szCs w:val="20"/>
+              </w:rPr>
+              <w:t xml:space="preserve">O sistema deve ter </w:t>
             </w:r>
             <w:proofErr w:type="spellStart"/>
             <w:r>
@@ -1858,9 +4145,8 @@
                 <w:color w:val="0F1115"/>
                 <w:sz w:val="20"/>
                 <w:szCs w:val="20"/>
-                <w:shd w:val="clear" w:color="auto" w:fill="FFFFFF"/>
-              </w:rPr>
-              <w:t>timestamp</w:t>
+              </w:rPr>
+              <w:t>circuit</w:t>
             </w:r>
             <w:proofErr w:type="spellEnd"/>
             <w:r>
@@ -1869,9 +4155,48 @@
                 <w:color w:val="0F1115"/>
                 <w:sz w:val="20"/>
                 <w:szCs w:val="20"/>
-                <w:shd w:val="clear" w:color="auto" w:fill="FFFFFF"/>
-              </w:rPr>
-              <w:t xml:space="preserve"> para auditoria.</w:t>
+              </w:rPr>
+              <w:t xml:space="preserve"> </w:t>
+            </w:r>
+            <w:proofErr w:type="spellStart"/>
+            <w:r>
+              <w:rPr>
+                <w:rFonts w:cs="Times New Roman"/>
+                <w:color w:val="0F1115"/>
+                <w:sz w:val="20"/>
+                <w:szCs w:val="20"/>
+              </w:rPr>
+              <w:t>breaker</w:t>
+            </w:r>
+            <w:proofErr w:type="spellEnd"/>
+            <w:r>
+              <w:rPr>
+                <w:rFonts w:cs="Times New Roman"/>
+                <w:color w:val="0F1115"/>
+                <w:sz w:val="20"/>
+                <w:szCs w:val="20"/>
+              </w:rPr>
+              <w:t xml:space="preserve"> para integrações, mantendo operação </w:t>
+            </w:r>
+            <w:proofErr w:type="spellStart"/>
+            <w:r>
+              <w:rPr>
+                <w:rFonts w:cs="Times New Roman"/>
+                <w:color w:val="0F1115"/>
+                <w:sz w:val="20"/>
+                <w:szCs w:val="20"/>
+              </w:rPr>
+              <w:t>offline</w:t>
+            </w:r>
+            <w:proofErr w:type="spellEnd"/>
+            <w:r>
+              <w:rPr>
+                <w:rFonts w:cs="Times New Roman"/>
+                <w:color w:val="0F1115"/>
+                <w:sz w:val="20"/>
+                <w:szCs w:val="20"/>
+              </w:rPr>
+              <w:t xml:space="preserve"> para entregas em andamento.</w:t>
             </w:r>
           </w:p>
         </w:tc>
@@ -1891,6 +4216,7 @@
                 <w:highlight w:val="yellow"/>
               </w:rPr>
             </w:pPr>
+            <w:proofErr w:type="spellStart"/>
             <w:r>
               <w:rPr>
                 <w:rFonts w:cs="Times New Roman"/>
@@ -1899,8 +4225,9 @@
                 <w:szCs w:val="20"/>
                 <w:shd w:val="clear" w:color="auto" w:fill="FFFFFF"/>
               </w:rPr>
-              <w:t>Obrigatório</w:t>
-            </w:r>
+              <w:t>Desejavél</w:t>
+            </w:r>
+            <w:proofErr w:type="spellEnd"/>
           </w:p>
         </w:tc>
         <w:sdt>
@@ -1909,9 +4236,9 @@
               <w:sz w:val="20"/>
               <w:szCs w:val="20"/>
             </w:rPr>
-            <w:id w:val="-1116602470"/>
+            <w:id w:val="921074201"/>
             <w:placeholder>
-              <w:docPart w:val="4901A2C624394C0EBCC9459775E3B963"/>
+              <w:docPart w:val="72C05FF25D1B4B06A2046875E311138C"/>
             </w:placeholder>
             <w:comboBox>
               <w:listItem w:displayText="Acessibilidade" w:value="Acessibilidade"/>
@@ -2031,7 +4358,7 @@
                 <w:sz w:val="20"/>
                 <w:szCs w:val="20"/>
               </w:rPr>
-              <w:t>RF-03</w:t>
+              <w:t>RF-04</w:t>
             </w:r>
           </w:p>
         </w:tc>
@@ -2042,14 +4369,12 @@
           </w:tcPr>
           <w:p>
             <w:pPr>
-              <w:spacing w:before="120" w:after="120"/>
-              <w:rPr>
-                <w:rFonts w:cs="Times New Roman"/>
-                <w:b/>
-                <w:i/>
-                <w:color w:val="FF0000"/>
-                <w:sz w:val="20"/>
-                <w:szCs w:val="20"/>
+              <w:spacing w:line="375" w:lineRule="atLeast"/>
+              <w:rPr>
+                <w:rFonts w:ascii="Segoe UI" w:hAnsi="Segoe UI" w:cs="Segoe UI"/>
+                <w:color w:val="0F1115"/>
+                <w:sz w:val="23"/>
+                <w:szCs w:val="23"/>
               </w:rPr>
             </w:pPr>
             <w:r>
@@ -2059,9 +4384,30 @@
                 <w:color w:val="0F1115"/>
                 <w:sz w:val="23"/>
                 <w:szCs w:val="23"/>
-                <w:shd w:val="clear" w:color="auto" w:fill="FFFFFF"/>
-              </w:rPr>
-              <w:t>Gerenciar Anomalias e Intervenção Humana</w:t>
+              </w:rPr>
+              <w:t>Gerenciar Configurações e Cadastros (</w:t>
+            </w:r>
+            <w:proofErr w:type="spellStart"/>
+            <w:r>
+              <w:rPr>
+                <w:rStyle w:val="Forte"/>
+                <w:rFonts w:ascii="Segoe UI" w:hAnsi="Segoe UI" w:cs="Segoe UI"/>
+                <w:color w:val="0F1115"/>
+                <w:sz w:val="23"/>
+                <w:szCs w:val="23"/>
+              </w:rPr>
+              <w:t>Admin</w:t>
+            </w:r>
+            <w:proofErr w:type="spellEnd"/>
+            <w:r>
+              <w:rPr>
+                <w:rStyle w:val="Forte"/>
+                <w:rFonts w:ascii="Segoe UI" w:hAnsi="Segoe UI" w:cs="Segoe UI"/>
+                <w:color w:val="0F1115"/>
+                <w:sz w:val="23"/>
+                <w:szCs w:val="23"/>
+              </w:rPr>
+              <w:t>)</w:t>
             </w:r>
           </w:p>
         </w:tc>
@@ -2084,7 +4430,6 @@
                 <w:szCs w:val="20"/>
               </w:rPr>
             </w:pPr>
-            <w:bookmarkStart w:id="0" w:name="_GoBack" w:colFirst="1" w:colLast="1"/>
             <w:r>
               <w:rPr>
                 <w:b/>
@@ -2111,18 +4456,39 @@
             </w:pPr>
             <w:r>
               <w:rPr>
-                <w:rFonts w:cs="Times New Roman"/>
-                <w:color w:val="0F1115"/>
-                <w:sz w:val="20"/>
-                <w:szCs w:val="20"/>
+                <w:rFonts w:ascii="Segoe UI" w:hAnsi="Segoe UI" w:cs="Segoe UI"/>
+                <w:color w:val="0F1115"/>
+                <w:sz w:val="23"/>
+                <w:szCs w:val="23"/>
                 <w:shd w:val="clear" w:color="auto" w:fill="FFFFFF"/>
               </w:rPr>
-              <w:t>O sistema deve detectar automaticamente anomalias (falha em sensor, obstáculo, violação de temperatura, tentativa de roubo). Ao detectar, deve: colocar o VGA em modo de segurança; notificar imediatamente o Operador da Central com detalhes; permitir que o Operador assuma controle remoto ou acione um Motorista de Reserva para intervenção física..</w:t>
+              <w:t xml:space="preserve">O sistema deve fornecer módulo administrativo para: cadastrar/editar/inativar </w:t>
+            </w:r>
+            <w:proofErr w:type="spellStart"/>
+            <w:r>
+              <w:rPr>
+                <w:rFonts w:ascii="Segoe UI" w:hAnsi="Segoe UI" w:cs="Segoe UI"/>
+                <w:color w:val="0F1115"/>
+                <w:sz w:val="23"/>
+                <w:szCs w:val="23"/>
+                <w:shd w:val="clear" w:color="auto" w:fill="FFFFFF"/>
+              </w:rPr>
+              <w:t>VGAs</w:t>
+            </w:r>
+            <w:proofErr w:type="spellEnd"/>
+            <w:r>
+              <w:rPr>
+                <w:rFonts w:ascii="Segoe UI" w:hAnsi="Segoe UI" w:cs="Segoe UI"/>
+                <w:color w:val="0F1115"/>
+                <w:sz w:val="23"/>
+                <w:szCs w:val="23"/>
+                <w:shd w:val="clear" w:color="auto" w:fill="FFFFFF"/>
+              </w:rPr>
+              <w:t xml:space="preserve"> e Motoristas de Reserva; definir parâmetros operacionais (zonas de exclusão, horários, prioridades); gerenciar perfis de acesso de usuários; e visualizar/auditar logs de atividades do sistema.</w:t>
             </w:r>
           </w:p>
         </w:tc>
       </w:tr>
-      <w:bookmarkEnd w:id="0"/>
       <w:tr>
         <w:tc>
           <w:tcPr>
@@ -2254,6 +4620,7 @@
         <w:trPr>
           <w:gridAfter w:val="1"/>
           <w:wAfter w:w="7" w:type="dxa"/>
+          <w:trHeight w:val="484"/>
         </w:trPr>
         <w:tc>
           <w:tcPr>
@@ -2274,7 +4641,7 @@
                 <w:sz w:val="20"/>
                 <w:szCs w:val="20"/>
               </w:rPr>
-              <w:t>RNFR-03</w:t>
+              <w:t>RNFR-04</w:t>
             </w:r>
             <w:r>
               <w:rPr>
@@ -2295,8 +4662,6 @@
               <w:spacing w:before="120"/>
               <w:rPr>
                 <w:rFonts w:cs="Times New Roman"/>
-                <w:b/>
-                <w:i/>
                 <w:color w:val="FF0000"/>
                 <w:sz w:val="20"/>
                 <w:szCs w:val="20"/>
@@ -2305,13 +4670,13 @@
             </w:pPr>
             <w:r>
               <w:rPr>
-                <w:rFonts w:cs="Times New Roman"/>
-                <w:color w:val="0F1115"/>
-                <w:sz w:val="20"/>
-                <w:szCs w:val="20"/>
+                <w:rFonts w:ascii="Segoe UI" w:hAnsi="Segoe UI" w:cs="Segoe UI"/>
+                <w:color w:val="0F1115"/>
+                <w:sz w:val="23"/>
+                <w:szCs w:val="23"/>
                 <w:shd w:val="clear" w:color="auto" w:fill="FFFFFF"/>
               </w:rPr>
-              <w:t>Em caso de perda de comunicação, o VGA deve executar parada segura em até 10 segundos automaticamente.</w:t>
+              <w:t>O acesso ao módulo administrativo deve ser restrito ao perfil "Administrador" com autenticação de dois fatores (2FA).</w:t>
             </w:r>
           </w:p>
         </w:tc>
@@ -2350,9 +4715,9 @@
               <w:sz w:val="20"/>
               <w:szCs w:val="20"/>
             </w:rPr>
-            <w:id w:val="-2128158420"/>
+            <w:id w:val="802587933"/>
             <w:placeholder>
-              <w:docPart w:val="1D42594F2ABD4DF6B582352DB382C953"/>
+              <w:docPart w:val="44A9D71380CF4CC6B24E96773D52F8F1"/>
             </w:placeholder>
             <w:comboBox>
               <w:listItem w:displayText="Acessibilidade" w:value="Acessibilidade"/>
@@ -2423,7 +4788,7 @@
                 <w:sz w:val="20"/>
                 <w:szCs w:val="20"/>
               </w:rPr>
-              <w:t>RNFR-03</w:t>
+              <w:t>RNFR-04</w:t>
             </w:r>
             <w:r>
               <w:rPr>
@@ -2450,12 +4815,13 @@
             </w:pPr>
             <w:r>
               <w:rPr>
-                <w:rFonts w:cs="Times New Roman"/>
-                <w:color w:val="0F1115"/>
-                <w:sz w:val="20"/>
-                <w:szCs w:val="20"/>
-              </w:rPr>
-              <w:t>O tempo entre a detecção da anomalia e o alerta no painel do Operador não deve exceder 3 segundos.</w:t>
+                <w:rFonts w:ascii="Segoe UI" w:hAnsi="Segoe UI" w:cs="Segoe UI"/>
+                <w:color w:val="0F1115"/>
+                <w:sz w:val="23"/>
+                <w:szCs w:val="23"/>
+                <w:shd w:val="clear" w:color="auto" w:fill="FFFFFF"/>
+              </w:rPr>
+              <w:t>A interface de cadastro deve ter validação em tempo real para evitar erros de preenchimento.</w:t>
             </w:r>
           </w:p>
         </w:tc>
@@ -2483,7 +4849,7 @@
                 <w:szCs w:val="20"/>
                 <w:shd w:val="clear" w:color="auto" w:fill="FFFFFF"/>
               </w:rPr>
-              <w:t>Obrigatório</w:t>
+              <w:t xml:space="preserve">Desejável </w:t>
             </w:r>
           </w:p>
         </w:tc>
@@ -2493,153 +4859,9 @@
               <w:sz w:val="20"/>
               <w:szCs w:val="20"/>
             </w:rPr>
-            <w:id w:val="-1127542324"/>
+            <w:id w:val="133145071"/>
             <w:placeholder>
-              <w:docPart w:val="138B64A40EED4707B0867227472F9EC7"/>
-            </w:placeholder>
-            <w:comboBox>
-              <w:listItem w:displayText="Acessibilidade" w:value="Acessibilidade"/>
-              <w:listItem w:displayText="Armazenamento" w:value="Armazenamento"/>
-              <w:listItem w:displayText="Confiabilidade" w:value="Confiabilidade"/>
-              <w:listItem w:displayText="Desempenho" w:value="Desempenho"/>
-              <w:listItem w:displayText="Disponibilidade" w:value="Disponibilidade"/>
-              <w:listItem w:displayText="Eficiência" w:value="Eficiência"/>
-              <w:listItem w:displayText="Entrega" w:value="Entrega"/>
-              <w:listItem w:displayText="Ético" w:value="Ético"/>
-              <w:listItem w:displayText="Implementação" w:value="Implementação"/>
-              <w:listItem w:displayText="Interoperabilidade" w:value="Interoperabilidade"/>
-              <w:listItem w:displayText="Legal" w:value="Legal"/>
-              <w:listItem w:displayText="Padrão" w:value="Padrão"/>
-              <w:listItem w:displayText="Portabilidade" w:value="Portabilidade"/>
-              <w:listItem w:displayText="Privacidade" w:value="Privacidade"/>
-              <w:listItem w:displayText="Segurança" w:value="Segurança"/>
-              <w:listItem w:displayText="Tamanho" w:value="Tamanho"/>
-              <w:listItem w:displayText="Usabilidade" w:value="Usabilidade"/>
-            </w:comboBox>
-          </w:sdtPr>
-          <w:sdtContent>
-            <w:tc>
-              <w:tcPr>
-                <w:tcW w:w="1839" w:type="dxa"/>
-              </w:tcPr>
-              <w:p>
-                <w:pPr>
-                  <w:spacing w:before="120"/>
-                  <w:rPr>
-                    <w:sz w:val="20"/>
-                    <w:szCs w:val="20"/>
-                  </w:rPr>
-                </w:pPr>
-                <w:r>
-                  <w:rPr>
-                    <w:sz w:val="20"/>
-                    <w:szCs w:val="20"/>
-                  </w:rPr>
-                  <w:t>Desempenho</w:t>
-                </w:r>
-              </w:p>
-            </w:tc>
-          </w:sdtContent>
-        </w:sdt>
-      </w:tr>
-      <w:tr>
-        <w:trPr>
-          <w:gridAfter w:val="1"/>
-          <w:wAfter w:w="7" w:type="dxa"/>
-        </w:trPr>
-        <w:tc>
-          <w:tcPr>
-            <w:tcW w:w="1555" w:type="dxa"/>
-          </w:tcPr>
-          <w:p>
-            <w:pPr>
-              <w:spacing w:before="120"/>
-              <w:rPr>
-                <w:b/>
-                <w:sz w:val="20"/>
-                <w:szCs w:val="20"/>
-              </w:rPr>
-            </w:pPr>
-            <w:r>
-              <w:rPr>
-                <w:b/>
-                <w:sz w:val="20"/>
-                <w:szCs w:val="20"/>
-              </w:rPr>
-              <w:t>RNFR-03</w:t>
-            </w:r>
-            <w:r>
-              <w:rPr>
-                <w:b/>
-                <w:sz w:val="20"/>
-                <w:szCs w:val="20"/>
-              </w:rPr>
-              <w:t>.3</w:t>
-            </w:r>
-          </w:p>
-        </w:tc>
-        <w:tc>
-          <w:tcPr>
-            <w:tcW w:w="4110" w:type="dxa"/>
-          </w:tcPr>
-          <w:p>
-            <w:pPr>
-              <w:rPr>
-                <w:rFonts w:cs="Times New Roman"/>
-                <w:color w:val="0F1115"/>
-                <w:sz w:val="20"/>
-                <w:szCs w:val="20"/>
-              </w:rPr>
-            </w:pPr>
-            <w:r>
-              <w:rPr>
-                <w:rFonts w:cs="Times New Roman"/>
-                <w:color w:val="0F1115"/>
-                <w:sz w:val="20"/>
-                <w:szCs w:val="20"/>
-                <w:shd w:val="clear" w:color="auto" w:fill="FFFFFF"/>
-              </w:rPr>
-              <w:t>O Operador deve assumir controle remoto com no máximo 2 cliques na interface.</w:t>
-            </w:r>
-          </w:p>
-        </w:tc>
-        <w:tc>
-          <w:tcPr>
-            <w:tcW w:w="1701" w:type="dxa"/>
-          </w:tcPr>
-          <w:p>
-            <w:pPr>
-              <w:spacing w:before="120"/>
-              <w:rPr>
-                <w:b/>
-                <w:i/>
-                <w:color w:val="FF0000"/>
-                <w:sz w:val="20"/>
-                <w:szCs w:val="20"/>
-                <w:highlight w:val="yellow"/>
-              </w:rPr>
-            </w:pPr>
-            <w:r>
-              <w:rPr>
-                <w:rFonts w:cs="Times New Roman"/>
-                <w:color w:val="0F1115"/>
-                <w:sz w:val="20"/>
-                <w:szCs w:val="20"/>
-                <w:shd w:val="clear" w:color="auto" w:fill="FFFFFF"/>
-              </w:rPr>
-              <w:t>Desejável</w:t>
-            </w:r>
-          </w:p>
-        </w:tc>
-        <w:sdt>
-          <w:sdtPr>
-            <w:rPr>
-              <w:sz w:val="20"/>
-              <w:szCs w:val="20"/>
-            </w:rPr>
-            <w:id w:val="345758191"/>
-            <w:placeholder>
-              <w:docPart w:val="37767F1415CE4FE593646E009E07201C"/>
+              <w:docPart w:val="48D4D02D6A834E26B34A7AA32B47EB9B"/>
             </w:placeholder>
             <w:comboBox>
               <w:listItem w:displayText="Acessibilidade" w:value="Acessibilidade"/>
@@ -2686,7 +4908,154 @@
           </w:sdtContent>
         </w:sdt>
       </w:tr>
+      <w:tr>
+        <w:trPr>
+          <w:gridAfter w:val="1"/>
+          <w:wAfter w:w="7" w:type="dxa"/>
+          <w:trHeight w:val="60"/>
+        </w:trPr>
+        <w:tc>
+          <w:tcPr>
+            <w:tcW w:w="1555" w:type="dxa"/>
+          </w:tcPr>
+          <w:p>
+            <w:pPr>
+              <w:spacing w:before="120"/>
+              <w:rPr>
+                <w:b/>
+                <w:sz w:val="20"/>
+                <w:szCs w:val="20"/>
+              </w:rPr>
+            </w:pPr>
+            <w:r>
+              <w:rPr>
+                <w:b/>
+                <w:sz w:val="20"/>
+                <w:szCs w:val="20"/>
+              </w:rPr>
+              <w:t>RNFR-04</w:t>
+            </w:r>
+            <w:r>
+              <w:rPr>
+                <w:b/>
+                <w:sz w:val="20"/>
+                <w:szCs w:val="20"/>
+              </w:rPr>
+              <w:t>.3</w:t>
+            </w:r>
+          </w:p>
+        </w:tc>
+        <w:tc>
+          <w:tcPr>
+            <w:tcW w:w="4110" w:type="dxa"/>
+          </w:tcPr>
+          <w:p>
+            <w:pPr>
+              <w:spacing w:line="375" w:lineRule="atLeast"/>
+              <w:rPr>
+                <w:rFonts w:ascii="Segoe UI" w:hAnsi="Segoe UI" w:cs="Segoe UI"/>
+                <w:color w:val="0F1115"/>
+                <w:sz w:val="23"/>
+                <w:szCs w:val="23"/>
+              </w:rPr>
+            </w:pPr>
+            <w:r>
+              <w:rPr>
+                <w:rFonts w:ascii="Segoe UI" w:hAnsi="Segoe UI" w:cs="Segoe UI"/>
+                <w:color w:val="0F1115"/>
+                <w:sz w:val="23"/>
+                <w:szCs w:val="23"/>
+              </w:rPr>
+              <w:t>Todas as ações administrativas devem ser registradas em log imutável com data, hora e identificação do administrador.</w:t>
+            </w:r>
+          </w:p>
+        </w:tc>
+        <w:tc>
+          <w:tcPr>
+            <w:tcW w:w="1701" w:type="dxa"/>
+          </w:tcPr>
+          <w:p>
+            <w:pPr>
+              <w:spacing w:before="120"/>
+              <w:rPr>
+                <w:b/>
+                <w:i/>
+                <w:color w:val="FF0000"/>
+                <w:sz w:val="20"/>
+                <w:szCs w:val="20"/>
+                <w:highlight w:val="yellow"/>
+              </w:rPr>
+            </w:pPr>
+            <w:r>
+              <w:rPr>
+                <w:rFonts w:cs="Times New Roman"/>
+                <w:color w:val="0F1115"/>
+                <w:sz w:val="20"/>
+                <w:szCs w:val="20"/>
+                <w:shd w:val="clear" w:color="auto" w:fill="FFFFFF"/>
+              </w:rPr>
+              <w:t>Obrigatório</w:t>
+            </w:r>
+          </w:p>
+        </w:tc>
+        <w:sdt>
+          <w:sdtPr>
+            <w:rPr>
+              <w:sz w:val="20"/>
+              <w:szCs w:val="20"/>
+            </w:rPr>
+            <w:id w:val="-1188522051"/>
+            <w:placeholder>
+              <w:docPart w:val="55A1B676F1B6441A93FBEFD33A9F83DC"/>
+            </w:placeholder>
+            <w:comboBox>
+              <w:listItem w:displayText="Acessibilidade" w:value="Acessibilidade"/>
+              <w:listItem w:displayText="Armazenamento" w:value="Armazenamento"/>
+              <w:listItem w:displayText="Confiabilidade" w:value="Confiabilidade"/>
+              <w:listItem w:displayText="Desempenho" w:value="Desempenho"/>
+              <w:listItem w:displayText="Disponibilidade" w:value="Disponibilidade"/>
+              <w:listItem w:displayText="Eficiência" w:value="Eficiência"/>
+              <w:listItem w:displayText="Entrega" w:value="Entrega"/>
+              <w:listItem w:displayText="Ético" w:value="Ético"/>
+              <w:listItem w:displayText="Implementação" w:value="Implementação"/>
+              <w:listItem w:displayText="Interoperabilidade" w:value="Interoperabilidade"/>
+              <w:listItem w:displayText="Legal" w:value="Legal"/>
+              <w:listItem w:displayText="Padrão" w:value="Padrão"/>
+              <w:listItem w:displayText="Portabilidade" w:value="Portabilidade"/>
+              <w:listItem w:displayText="Privacidade" w:value="Privacidade"/>
+              <w:listItem w:displayText="Segurança" w:value="Segurança"/>
+              <w:listItem w:displayText="Tamanho" w:value="Tamanho"/>
+              <w:listItem w:displayText="Usabilidade" w:value="Usabilidade"/>
+            </w:comboBox>
+          </w:sdtPr>
+          <w:sdtContent>
+            <w:tc>
+              <w:tcPr>
+                <w:tcW w:w="1839" w:type="dxa"/>
+              </w:tcPr>
+              <w:p>
+                <w:pPr>
+                  <w:spacing w:before="120"/>
+                  <w:rPr>
+                    <w:sz w:val="20"/>
+                    <w:szCs w:val="20"/>
+                  </w:rPr>
+                </w:pPr>
+                <w:r>
+                  <w:rPr>
+                    <w:sz w:val="20"/>
+                    <w:szCs w:val="20"/>
+                  </w:rPr>
+                  <w:t>Segurança</w:t>
+                </w:r>
+              </w:p>
+            </w:tc>
+          </w:sdtContent>
+        </w:sdt>
+      </w:tr>
     </w:tbl>
+    <w:p/>
+    <w:p/>
     <w:p/>
     <w:p>
       <w:pPr>
@@ -2700,6 +5069,7 @@
           <w:b/>
           <w:bCs/>
         </w:rPr>
+        <w:lastRenderedPageBreak/>
         <w:t xml:space="preserve">2) Apresente os </w:t>
       </w:r>
       <w:r>
@@ -2738,8 +5108,361 @@
       </w:r>
     </w:p>
     <w:p>
+      <w:pPr>
+        <w:jc w:val="center"/>
+      </w:pPr>
+      <w:r>
+        <w:rPr>
+          <w:noProof/>
+          <w:lang w:eastAsia="pt-BR"/>
+        </w:rPr>
+        <w:drawing>
+          <wp:anchor distT="0" distB="0" distL="114300" distR="114300" simplePos="0" relativeHeight="251658240" behindDoc="0" locked="0" layoutInCell="1" allowOverlap="1" wp14:anchorId="133C55FA" wp14:editId="4690A977">
+            <wp:simplePos x="0" y="0"/>
+            <wp:positionH relativeFrom="margin">
+              <wp:align>center</wp:align>
+            </wp:positionH>
+            <wp:positionV relativeFrom="paragraph">
+              <wp:posOffset>4238438</wp:posOffset>
+            </wp:positionV>
+            <wp:extent cx="7006590" cy="1753870"/>
+            <wp:effectExtent l="0" t="0" r="3810" b="0"/>
+            <wp:wrapThrough wrapText="bothSides">
+              <wp:wrapPolygon edited="0">
+                <wp:start x="0" y="0"/>
+                <wp:lineTo x="0" y="21350"/>
+                <wp:lineTo x="21553" y="21350"/>
+                <wp:lineTo x="21553" y="0"/>
+                <wp:lineTo x="0" y="0"/>
+              </wp:wrapPolygon>
+            </wp:wrapThrough>
+            <wp:docPr id="8" name="Imagem 8" descr="C:\Users\Fatec\CasoDeUsp.png"/>
+            <wp:cNvGraphicFramePr>
+              <a:graphicFrameLocks xmlns:a="http://schemas.openxmlformats.org/drawingml/2006/main" noChangeAspect="1"/>
+            </wp:cNvGraphicFramePr>
+            <a:graphic xmlns:a="http://schemas.openxmlformats.org/drawingml/2006/main">
+              <a:graphicData uri="http://schemas.openxmlformats.org/drawingml/2006/picture">
+                <pic:pic xmlns:pic="http://schemas.openxmlformats.org/drawingml/2006/picture">
+                  <pic:nvPicPr>
+                    <pic:cNvPr id="0" name="Picture 13" descr="C:\Users\Fatec\CasoDeUsp.png"/>
+                    <pic:cNvPicPr>
+                      <a:picLocks noChangeAspect="1" noChangeArrowheads="1"/>
+                    </pic:cNvPicPr>
+                  </pic:nvPicPr>
+                  <pic:blipFill rotWithShape="1">
+                    <a:blip r:embed="rId4">
+                      <a:extLst>
+                        <a:ext uri="{28A0092B-C50C-407E-A947-70E740481C1C}">
+                          <a14:useLocalDpi xmlns:a14="http://schemas.microsoft.com/office/drawing/2010/main" val="0"/>
+                        </a:ext>
+                      </a:extLst>
+                    </a:blip>
+                    <a:srcRect t="40064" b="39649"/>
+                    <a:stretch/>
+                  </pic:blipFill>
+                  <pic:spPr bwMode="auto">
+                    <a:xfrm>
+                      <a:off x="0" y="0"/>
+                      <a:ext cx="7006590" cy="1753870"/>
+                    </a:xfrm>
+                    <a:prstGeom prst="rect">
+                      <a:avLst/>
+                    </a:prstGeom>
+                    <a:noFill/>
+                    <a:ln>
+                      <a:noFill/>
+                    </a:ln>
+                    <a:extLst>
+                      <a:ext uri="{53640926-AAD7-44D8-BBD7-CCE9431645EC}">
+                        <a14:shadowObscured xmlns:a14="http://schemas.microsoft.com/office/drawing/2010/main"/>
+                      </a:ext>
+                    </a:extLst>
+                  </pic:spPr>
+                </pic:pic>
+              </a:graphicData>
+            </a:graphic>
+            <wp14:sizeRelH relativeFrom="page">
+              <wp14:pctWidth>0</wp14:pctWidth>
+            </wp14:sizeRelH>
+            <wp14:sizeRelV relativeFrom="page">
+              <wp14:pctHeight>0</wp14:pctHeight>
+            </wp14:sizeRelV>
+          </wp:anchor>
+        </w:drawing>
+      </w:r>
+      <w:r>
+        <w:rPr>
+          <w:noProof/>
+          <w:lang w:eastAsia="pt-BR"/>
+        </w:rPr>
+        <w:drawing>
+          <wp:inline distT="0" distB="0" distL="0" distR="0" wp14:anchorId="0DAFEC9F" wp14:editId="0A21AE41">
+            <wp:extent cx="3275330" cy="4100775"/>
+            <wp:effectExtent l="0" t="0" r="1270" b="0"/>
+            <wp:docPr id="1" name="Imagem 1"/>
+            <wp:cNvGraphicFramePr>
+              <a:graphicFrameLocks xmlns:a="http://schemas.openxmlformats.org/drawingml/2006/main" noChangeAspect="1"/>
+            </wp:cNvGraphicFramePr>
+            <a:graphic xmlns:a="http://schemas.openxmlformats.org/drawingml/2006/main">
+              <a:graphicData uri="http://schemas.openxmlformats.org/drawingml/2006/picture">
+                <pic:pic xmlns:pic="http://schemas.openxmlformats.org/drawingml/2006/picture">
+                  <pic:nvPicPr>
+                    <pic:cNvPr id="1" name=""/>
+                    <pic:cNvPicPr/>
+                  </pic:nvPicPr>
+                  <pic:blipFill rotWithShape="1">
+                    <a:blip r:embed="rId5"/>
+                    <a:srcRect l="3539" t="8200" r="60209" b="11119"/>
+                    <a:stretch/>
+                  </pic:blipFill>
+                  <pic:spPr bwMode="auto">
+                    <a:xfrm>
+                      <a:off x="0" y="0"/>
+                      <a:ext cx="3288648" cy="4117449"/>
+                    </a:xfrm>
+                    <a:prstGeom prst="rect">
+                      <a:avLst/>
+                    </a:prstGeom>
+                    <a:ln>
+                      <a:noFill/>
+                    </a:ln>
+                    <a:extLst>
+                      <a:ext uri="{53640926-AAD7-44D8-BBD7-CCE9431645EC}">
+                        <a14:shadowObscured xmlns:a14="http://schemas.microsoft.com/office/drawing/2010/main"/>
+                      </a:ext>
+                    </a:extLst>
+                  </pic:spPr>
+                </pic:pic>
+              </a:graphicData>
+            </a:graphic>
+          </wp:inline>
+        </w:drawing>
+      </w:r>
+    </w:p>
+    <w:p>
       <w:r>
         <w:t>b) Diagrama de Classes</w:t>
+      </w:r>
+    </w:p>
+    <w:p>
+      <w:pPr>
+        <w:jc w:val="center"/>
+      </w:pPr>
+      <w:r>
+        <w:rPr>
+          <w:noProof/>
+          <w:lang w:eastAsia="pt-BR"/>
+        </w:rPr>
+        <w:lastRenderedPageBreak/>
+        <w:drawing>
+          <wp:inline distT="0" distB="0" distL="0" distR="0" wp14:anchorId="78D3B0D5" wp14:editId="3D1B4B5E">
+            <wp:extent cx="2602954" cy="4172659"/>
+            <wp:effectExtent l="0" t="0" r="6985" b="0"/>
+            <wp:docPr id="2" name="Imagem 2"/>
+            <wp:cNvGraphicFramePr>
+              <a:graphicFrameLocks xmlns:a="http://schemas.openxmlformats.org/drawingml/2006/main" noChangeAspect="1"/>
+            </wp:cNvGraphicFramePr>
+            <a:graphic xmlns:a="http://schemas.openxmlformats.org/drawingml/2006/main">
+              <a:graphicData uri="http://schemas.openxmlformats.org/drawingml/2006/picture">
+                <pic:pic xmlns:pic="http://schemas.openxmlformats.org/drawingml/2006/picture">
+                  <pic:nvPicPr>
+                    <pic:cNvPr id="1" name=""/>
+                    <pic:cNvPicPr/>
+                  </pic:nvPicPr>
+                  <pic:blipFill rotWithShape="1">
+                    <a:blip r:embed="rId6"/>
+                    <a:srcRect l="3014" t="7942" r="66343" b="4739"/>
+                    <a:stretch/>
+                  </pic:blipFill>
+                  <pic:spPr bwMode="auto">
+                    <a:xfrm>
+                      <a:off x="0" y="0"/>
+                      <a:ext cx="2603606" cy="4173703"/>
+                    </a:xfrm>
+                    <a:prstGeom prst="rect">
+                      <a:avLst/>
+                    </a:prstGeom>
+                    <a:ln>
+                      <a:noFill/>
+                    </a:ln>
+                    <a:extLst>
+                      <a:ext uri="{53640926-AAD7-44D8-BBD7-CCE9431645EC}">
+                        <a14:shadowObscured xmlns:a14="http://schemas.microsoft.com/office/drawing/2010/main"/>
+                      </a:ext>
+                    </a:extLst>
+                  </pic:spPr>
+                </pic:pic>
+              </a:graphicData>
+            </a:graphic>
+          </wp:inline>
+        </w:drawing>
+      </w:r>
+    </w:p>
+    <w:p>
+      <w:pPr>
+        <w:jc w:val="center"/>
+      </w:pPr>
+      <w:r>
+        <w:rPr>
+          <w:noProof/>
+          <w:lang w:eastAsia="pt-BR"/>
+        </w:rPr>
+        <w:drawing>
+          <wp:inline distT="0" distB="0" distL="0" distR="0" wp14:anchorId="4E9C2857" wp14:editId="59AE5930">
+            <wp:extent cx="2819881" cy="3736137"/>
+            <wp:effectExtent l="0" t="0" r="0" b="0"/>
+            <wp:docPr id="4" name="Imagem 4"/>
+            <wp:cNvGraphicFramePr>
+              <a:graphicFrameLocks xmlns:a="http://schemas.openxmlformats.org/drawingml/2006/main" noChangeAspect="1"/>
+            </wp:cNvGraphicFramePr>
+            <a:graphic xmlns:a="http://schemas.openxmlformats.org/drawingml/2006/main">
+              <a:graphicData uri="http://schemas.openxmlformats.org/drawingml/2006/picture">
+                <pic:pic xmlns:pic="http://schemas.openxmlformats.org/drawingml/2006/picture">
+                  <pic:nvPicPr>
+                    <pic:cNvPr id="1" name=""/>
+                    <pic:cNvPicPr/>
+                  </pic:nvPicPr>
+                  <pic:blipFill rotWithShape="1">
+                    <a:blip r:embed="rId7"/>
+                    <a:srcRect l="6858" t="31968" r="67796" b="8337"/>
+                    <a:stretch/>
+                  </pic:blipFill>
+                  <pic:spPr bwMode="auto">
+                    <a:xfrm>
+                      <a:off x="0" y="0"/>
+                      <a:ext cx="2834945" cy="3756095"/>
+                    </a:xfrm>
+                    <a:prstGeom prst="rect">
+                      <a:avLst/>
+                    </a:prstGeom>
+                    <a:ln>
+                      <a:noFill/>
+                    </a:ln>
+                    <a:extLst>
+                      <a:ext uri="{53640926-AAD7-44D8-BBD7-CCE9431645EC}">
+                        <a14:shadowObscured xmlns:a14="http://schemas.microsoft.com/office/drawing/2010/main"/>
+                      </a:ext>
+                    </a:extLst>
+                  </pic:spPr>
+                </pic:pic>
+              </a:graphicData>
+            </a:graphic>
+          </wp:inline>
+        </w:drawing>
+      </w:r>
+    </w:p>
+    <w:p>
+      <w:pPr>
+        <w:jc w:val="center"/>
+      </w:pPr>
+      <w:r>
+        <w:rPr>
+          <w:noProof/>
+          <w:lang w:eastAsia="pt-BR"/>
+        </w:rPr>
+        <w:lastRenderedPageBreak/>
+        <w:drawing>
+          <wp:inline distT="0" distB="0" distL="0" distR="0" wp14:anchorId="21A5CA7C" wp14:editId="5200AF57">
+            <wp:extent cx="2830165" cy="3539794"/>
+            <wp:effectExtent l="0" t="0" r="8890" b="3810"/>
+            <wp:docPr id="5" name="Imagem 5"/>
+            <wp:cNvGraphicFramePr>
+              <a:graphicFrameLocks xmlns:a="http://schemas.openxmlformats.org/drawingml/2006/main" noChangeAspect="1"/>
+            </wp:cNvGraphicFramePr>
+            <a:graphic xmlns:a="http://schemas.openxmlformats.org/drawingml/2006/main">
+              <a:graphicData uri="http://schemas.openxmlformats.org/drawingml/2006/picture">
+                <pic:pic xmlns:pic="http://schemas.openxmlformats.org/drawingml/2006/picture">
+                  <pic:nvPicPr>
+                    <pic:cNvPr id="1" name=""/>
+                    <pic:cNvPicPr/>
+                  </pic:nvPicPr>
+                  <pic:blipFill rotWithShape="1">
+                    <a:blip r:embed="rId8"/>
+                    <a:srcRect l="6026" t="8499" r="70705" b="39766"/>
+                    <a:stretch/>
+                  </pic:blipFill>
+                  <pic:spPr bwMode="auto">
+                    <a:xfrm>
+                      <a:off x="0" y="0"/>
+                      <a:ext cx="2872122" cy="3592271"/>
+                    </a:xfrm>
+                    <a:prstGeom prst="rect">
+                      <a:avLst/>
+                    </a:prstGeom>
+                    <a:ln>
+                      <a:noFill/>
+                    </a:ln>
+                    <a:extLst>
+                      <a:ext uri="{53640926-AAD7-44D8-BBD7-CCE9431645EC}">
+                        <a14:shadowObscured xmlns:a14="http://schemas.microsoft.com/office/drawing/2010/main"/>
+                      </a:ext>
+                    </a:extLst>
+                  </pic:spPr>
+                </pic:pic>
+              </a:graphicData>
+            </a:graphic>
+          </wp:inline>
+        </w:drawing>
+      </w:r>
+    </w:p>
+    <w:p>
+      <w:pPr>
+        <w:jc w:val="center"/>
+      </w:pPr>
+      <w:r>
+        <w:rPr>
+          <w:noProof/>
+          <w:lang w:eastAsia="pt-BR"/>
+        </w:rPr>
+        <w:lastRenderedPageBreak/>
+        <w:drawing>
+          <wp:inline distT="0" distB="0" distL="0" distR="0" wp14:anchorId="34A32B39" wp14:editId="3F667DD7">
+            <wp:extent cx="5400040" cy="6890132"/>
+            <wp:effectExtent l="0" t="0" r="0" b="6350"/>
+            <wp:docPr id="9" name="Imagem 9" descr="C:\Users\Fatec\Classes.png"/>
+            <wp:cNvGraphicFramePr>
+              <a:graphicFrameLocks xmlns:a="http://schemas.openxmlformats.org/drawingml/2006/main" noChangeAspect="1"/>
+            </wp:cNvGraphicFramePr>
+            <a:graphic xmlns:a="http://schemas.openxmlformats.org/drawingml/2006/main">
+              <a:graphicData uri="http://schemas.openxmlformats.org/drawingml/2006/picture">
+                <pic:pic xmlns:pic="http://schemas.openxmlformats.org/drawingml/2006/picture">
+                  <pic:nvPicPr>
+                    <pic:cNvPr id="0" name="Picture 14" descr="C:\Users\Fatec\Classes.png"/>
+                    <pic:cNvPicPr>
+                      <a:picLocks noChangeAspect="1" noChangeArrowheads="1"/>
+                    </pic:cNvPicPr>
+                  </pic:nvPicPr>
+                  <pic:blipFill>
+                    <a:blip r:embed="rId9" cstate="print">
+                      <a:extLst>
+                        <a:ext uri="{28A0092B-C50C-407E-A947-70E740481C1C}">
+                          <a14:useLocalDpi xmlns:a14="http://schemas.microsoft.com/office/drawing/2010/main" val="0"/>
+                        </a:ext>
+                      </a:extLst>
+                    </a:blip>
+                    <a:srcRect/>
+                    <a:stretch>
+                      <a:fillRect/>
+                    </a:stretch>
+                  </pic:blipFill>
+                  <pic:spPr bwMode="auto">
+                    <a:xfrm>
+                      <a:off x="0" y="0"/>
+                      <a:ext cx="5400040" cy="6890132"/>
+                    </a:xfrm>
+                    <a:prstGeom prst="rect">
+                      <a:avLst/>
+                    </a:prstGeom>
+                    <a:noFill/>
+                    <a:ln>
+                      <a:noFill/>
+                    </a:ln>
+                  </pic:spPr>
+                </pic:pic>
+              </a:graphicData>
+            </a:graphic>
+          </wp:inline>
+        </w:drawing>
       </w:r>
     </w:p>
     <w:p>
@@ -2748,9 +5471,261 @@
       </w:r>
     </w:p>
     <w:p>
+      <w:pPr>
+        <w:jc w:val="center"/>
+      </w:pPr>
       <w:r>
+        <w:rPr>
+          <w:noProof/>
+          <w:lang w:eastAsia="pt-BR"/>
+        </w:rPr>
+        <w:lastRenderedPageBreak/>
+        <w:drawing>
+          <wp:inline distT="0" distB="0" distL="0" distR="0" wp14:anchorId="4C8AA82C" wp14:editId="299374FE">
+            <wp:extent cx="3353551" cy="2844176"/>
+            <wp:effectExtent l="0" t="0" r="0" b="0"/>
+            <wp:docPr id="6" name="Imagem 6"/>
+            <wp:cNvGraphicFramePr>
+              <a:graphicFrameLocks xmlns:a="http://schemas.openxmlformats.org/drawingml/2006/main" noChangeAspect="1"/>
+            </wp:cNvGraphicFramePr>
+            <a:graphic xmlns:a="http://schemas.openxmlformats.org/drawingml/2006/main">
+              <a:graphicData uri="http://schemas.openxmlformats.org/drawingml/2006/picture">
+                <pic:pic xmlns:pic="http://schemas.openxmlformats.org/drawingml/2006/picture">
+                  <pic:nvPicPr>
+                    <pic:cNvPr id="1" name=""/>
+                    <pic:cNvPicPr/>
+                  </pic:nvPicPr>
+                  <pic:blipFill rotWithShape="1">
+                    <a:blip r:embed="rId10"/>
+                    <a:srcRect l="6654" t="7941" r="61736" b="44404"/>
+                    <a:stretch/>
+                  </pic:blipFill>
+                  <pic:spPr bwMode="auto">
+                    <a:xfrm>
+                      <a:off x="0" y="0"/>
+                      <a:ext cx="3377373" cy="2864379"/>
+                    </a:xfrm>
+                    <a:prstGeom prst="rect">
+                      <a:avLst/>
+                    </a:prstGeom>
+                    <a:ln>
+                      <a:noFill/>
+                    </a:ln>
+                    <a:extLst>
+                      <a:ext uri="{53640926-AAD7-44D8-BBD7-CCE9431645EC}">
+                        <a14:shadowObscured xmlns:a14="http://schemas.microsoft.com/office/drawing/2010/main"/>
+                      </a:ext>
+                    </a:extLst>
+                  </pic:spPr>
+                </pic:pic>
+              </a:graphicData>
+            </a:graphic>
+          </wp:inline>
+        </w:drawing>
+      </w:r>
+    </w:p>
+    <w:p>
+      <w:pPr>
+        <w:jc w:val="center"/>
+      </w:pPr>
+      <w:r>
+        <w:rPr>
+          <w:noProof/>
+          <w:lang w:eastAsia="pt-BR"/>
+        </w:rPr>
+        <w:lastRenderedPageBreak/>
+        <w:drawing>
+          <wp:anchor distT="0" distB="0" distL="114300" distR="114300" simplePos="0" relativeHeight="251659264" behindDoc="0" locked="0" layoutInCell="1" allowOverlap="1" wp14:anchorId="51FA906D" wp14:editId="14E744DD">
+            <wp:simplePos x="0" y="0"/>
+            <wp:positionH relativeFrom="margin">
+              <wp:align>center</wp:align>
+            </wp:positionH>
+            <wp:positionV relativeFrom="paragraph">
+              <wp:posOffset>0</wp:posOffset>
+            </wp:positionV>
+            <wp:extent cx="2626987" cy="9484229"/>
+            <wp:effectExtent l="0" t="0" r="2540" b="3175"/>
+            <wp:wrapThrough wrapText="bothSides">
+              <wp:wrapPolygon edited="0">
+                <wp:start x="0" y="0"/>
+                <wp:lineTo x="0" y="21564"/>
+                <wp:lineTo x="21464" y="21564"/>
+                <wp:lineTo x="21464" y="0"/>
+                <wp:lineTo x="0" y="0"/>
+              </wp:wrapPolygon>
+            </wp:wrapThrough>
+            <wp:docPr id="10" name="Imagem 10" descr="C:\Users\Fatec\Atividades.png"/>
+            <wp:cNvGraphicFramePr>
+              <a:graphicFrameLocks xmlns:a="http://schemas.openxmlformats.org/drawingml/2006/main" noChangeAspect="1"/>
+            </wp:cNvGraphicFramePr>
+            <a:graphic xmlns:a="http://schemas.openxmlformats.org/drawingml/2006/main">
+              <a:graphicData uri="http://schemas.openxmlformats.org/drawingml/2006/picture">
+                <pic:pic xmlns:pic="http://schemas.openxmlformats.org/drawingml/2006/picture">
+                  <pic:nvPicPr>
+                    <pic:cNvPr id="0" name="Picture 15" descr="C:\Users\Fatec\Atividades.png"/>
+                    <pic:cNvPicPr>
+                      <a:picLocks noChangeAspect="1" noChangeArrowheads="1"/>
+                    </pic:cNvPicPr>
+                  </pic:nvPicPr>
+                  <pic:blipFill>
+                    <a:blip r:embed="rId11">
+                      <a:extLst>
+                        <a:ext uri="{28A0092B-C50C-407E-A947-70E740481C1C}">
+                          <a14:useLocalDpi xmlns:a14="http://schemas.microsoft.com/office/drawing/2010/main" val="0"/>
+                        </a:ext>
+                      </a:extLst>
+                    </a:blip>
+                    <a:srcRect/>
+                    <a:stretch>
+                      <a:fillRect/>
+                    </a:stretch>
+                  </pic:blipFill>
+                  <pic:spPr bwMode="auto">
+                    <a:xfrm flipH="1">
+                      <a:off x="0" y="0"/>
+                      <a:ext cx="2626987" cy="9484229"/>
+                    </a:xfrm>
+                    <a:prstGeom prst="rect">
+                      <a:avLst/>
+                    </a:prstGeom>
+                    <a:noFill/>
+                    <a:ln>
+                      <a:noFill/>
+                    </a:ln>
+                  </pic:spPr>
+                </pic:pic>
+              </a:graphicData>
+            </a:graphic>
+            <wp14:sizeRelH relativeFrom="page">
+              <wp14:pctWidth>0</wp14:pctWidth>
+            </wp14:sizeRelH>
+            <wp14:sizeRelV relativeFrom="page">
+              <wp14:pctHeight>0</wp14:pctHeight>
+            </wp14:sizeRelV>
+          </wp:anchor>
+        </w:drawing>
+      </w:r>
+    </w:p>
+    <w:p>
+      <w:r>
+        <w:lastRenderedPageBreak/>
         <w:t>d) Diagrama de Sequência</w:t>
       </w:r>
+    </w:p>
+    <w:p>
+      <w:pPr>
+        <w:jc w:val="center"/>
+      </w:pPr>
+      <w:r>
+        <w:rPr>
+          <w:noProof/>
+          <w:lang w:eastAsia="pt-BR"/>
+        </w:rPr>
+        <w:drawing>
+          <wp:inline distT="0" distB="0" distL="0" distR="0" wp14:anchorId="69A30B52" wp14:editId="691C1B63">
+            <wp:extent cx="3169546" cy="4282346"/>
+            <wp:effectExtent l="0" t="0" r="0" b="4445"/>
+            <wp:docPr id="7" name="Imagem 7"/>
+            <wp:cNvGraphicFramePr>
+              <a:graphicFrameLocks xmlns:a="http://schemas.openxmlformats.org/drawingml/2006/main" noChangeAspect="1"/>
+            </wp:cNvGraphicFramePr>
+            <a:graphic xmlns:a="http://schemas.openxmlformats.org/drawingml/2006/main">
+              <a:graphicData uri="http://schemas.openxmlformats.org/drawingml/2006/picture">
+                <pic:pic xmlns:pic="http://schemas.openxmlformats.org/drawingml/2006/picture">
+                  <pic:nvPicPr>
+                    <pic:cNvPr id="1" name=""/>
+                    <pic:cNvPicPr/>
+                  </pic:nvPicPr>
+                  <pic:blipFill rotWithShape="1">
+                    <a:blip r:embed="rId12"/>
+                    <a:srcRect l="3324" t="8310" r="65610" b="17077"/>
+                    <a:stretch/>
+                  </pic:blipFill>
+                  <pic:spPr bwMode="auto">
+                    <a:xfrm>
+                      <a:off x="0" y="0"/>
+                      <a:ext cx="3192920" cy="4313927"/>
+                    </a:xfrm>
+                    <a:prstGeom prst="rect">
+                      <a:avLst/>
+                    </a:prstGeom>
+                    <a:ln>
+                      <a:noFill/>
+                    </a:ln>
+                    <a:extLst>
+                      <a:ext uri="{53640926-AAD7-44D8-BBD7-CCE9431645EC}">
+                        <a14:shadowObscured xmlns:a14="http://schemas.microsoft.com/office/drawing/2010/main"/>
+                      </a:ext>
+                    </a:extLst>
+                  </pic:spPr>
+                </pic:pic>
+              </a:graphicData>
+            </a:graphic>
+          </wp:inline>
+        </w:drawing>
+      </w:r>
+    </w:p>
+    <w:p>
+      <w:pPr>
+        <w:jc w:val="center"/>
+      </w:pPr>
+      <w:r>
+        <w:rPr>
+          <w:noProof/>
+          <w:lang w:eastAsia="pt-BR"/>
+        </w:rPr>
+        <w:lastRenderedPageBreak/>
+        <w:drawing>
+          <wp:inline distT="0" distB="0" distL="0" distR="0" wp14:anchorId="36DB297D" wp14:editId="28B9AC60">
+            <wp:extent cx="5400040" cy="6668487"/>
+            <wp:effectExtent l="0" t="0" r="0" b="0"/>
+            <wp:docPr id="11" name="Imagem 11" descr="C:\Users\Fatec\Sequencia.png"/>
+            <wp:cNvGraphicFramePr>
+              <a:graphicFrameLocks xmlns:a="http://schemas.openxmlformats.org/drawingml/2006/main" noChangeAspect="1"/>
+            </wp:cNvGraphicFramePr>
+            <a:graphic xmlns:a="http://schemas.openxmlformats.org/drawingml/2006/main">
+              <a:graphicData uri="http://schemas.openxmlformats.org/drawingml/2006/picture">
+                <pic:pic xmlns:pic="http://schemas.openxmlformats.org/drawingml/2006/picture">
+                  <pic:nvPicPr>
+                    <pic:cNvPr id="0" name="Picture 16" descr="C:\Users\Fatec\Sequencia.png"/>
+                    <pic:cNvPicPr>
+                      <a:picLocks noChangeAspect="1" noChangeArrowheads="1"/>
+                    </pic:cNvPicPr>
+                  </pic:nvPicPr>
+                  <pic:blipFill>
+                    <a:blip r:embed="rId13" cstate="print">
+                      <a:extLst>
+                        <a:ext uri="{28A0092B-C50C-407E-A947-70E740481C1C}">
+                          <a14:useLocalDpi xmlns:a14="http://schemas.microsoft.com/office/drawing/2010/main" val="0"/>
+                        </a:ext>
+                      </a:extLst>
+                    </a:blip>
+                    <a:srcRect/>
+                    <a:stretch>
+                      <a:fillRect/>
+                    </a:stretch>
+                  </pic:blipFill>
+                  <pic:spPr bwMode="auto">
+                    <a:xfrm>
+                      <a:off x="0" y="0"/>
+                      <a:ext cx="5400040" cy="6668487"/>
+                    </a:xfrm>
+                    <a:prstGeom prst="rect">
+                      <a:avLst/>
+                    </a:prstGeom>
+                    <a:noFill/>
+                    <a:ln>
+                      <a:noFill/>
+                    </a:ln>
+                  </pic:spPr>
+                </pic:pic>
+              </a:graphicData>
+            </a:graphic>
+          </wp:inline>
+        </w:drawing>
+      </w:r>
+      <w:bookmarkStart w:id="0" w:name="_GoBack"/>
+      <w:bookmarkEnd w:id="0"/>
     </w:p>
     <w:p/>
     <w:p>
@@ -2802,12 +5777,49 @@
     </w:p>
     <w:p>
       <w:r>
-        <w:t>- Contexto</w:t>
+        <w:t xml:space="preserve">- </w:t>
+      </w:r>
+      <w:proofErr w:type="gramStart"/>
+      <w:r>
+        <w:t>Contexto</w:t>
+      </w:r>
+      <w:r>
+        <w:t xml:space="preserve"> :</w:t>
+      </w:r>
+      <w:proofErr w:type="gramEnd"/>
+      <w:r>
+        <w:t xml:space="preserve"> </w:t>
+      </w:r>
+      <w:r>
+        <w:t>Uma startup de logística pretende desenvolver um Sistema de Gerenciamento de Entregas Autônomas (SGEA) para operar uma frota de veículos terrestres autônomos (</w:t>
+      </w:r>
+      <w:proofErr w:type="spellStart"/>
+      <w:r>
+        <w:t>VGAs</w:t>
+      </w:r>
+      <w:proofErr w:type="spellEnd"/>
+      <w:r>
+        <w:t>) dedicados ao transporte de medicamentos e insumos de saúde em uma grande cidade. O sistema deve coordenar desde a solicitação da entrega até a confirmação de recebimento, passando por roteirização dinâmica, monitoramento em tempo real e cumprimento de requisitos regulatórios específicos para produtos sensíveis (temperatura controlada, rastreabilidade, segurança).</w:t>
       </w:r>
     </w:p>
     <w:p>
       <w:r>
-        <w:t>- Atores</w:t>
+        <w:lastRenderedPageBreak/>
+        <w:t xml:space="preserve">- </w:t>
+      </w:r>
+      <w:proofErr w:type="gramStart"/>
+      <w:r>
+        <w:t>Atores</w:t>
+      </w:r>
+      <w:r>
+        <w:t xml:space="preserve"> :</w:t>
+      </w:r>
+      <w:proofErr w:type="gramEnd"/>
+      <w:r>
+        <w:t xml:space="preserve"> </w:t>
+      </w:r>
+      <w:r>
+        <w:t>Solicitante: Paciente, farmácia, hospital ou clínica que requisita uma entrega (categorias). Operador da Central: Profissional que supervisiona a frota, intervém em situações de anomalia e gerencia exceções. Motorista de Reserva: Intervém manualmente quando o VGA (veículos terrestres autônomos) encontra situações não previstas (operação semiautônoma). Administrador do Sistema: Responsável por configurações, cadastro de veículos, manutenção de regras de negócio. Órgão Regulador (Anvisa/ANATEL): Sistema externo que recebe dados de rastreabilidade e condições de armazenamento. Sistema de Trânsito Municipal: Fonte de dados sobre tráfego, interdições, eventos climáticos. Sistema de Farmácias: ERP das farmácias parceiras que fornecem os medicamentos</w:t>
       </w:r>
     </w:p>
     <w:p/>
@@ -2831,7 +5843,6 @@
     </w:p>
     <w:p>
       <w:r>
-        <w:lastRenderedPageBreak/>
         <w:t>Classes - principais entidades, atributos e relacionamentos (</w:t>
       </w:r>
       <w:proofErr w:type="spellStart"/>
@@ -3650,6 +6661,267 @@
         </w:p>
       </w:docPartBody>
     </w:docPart>
+    <w:docPart>
+      <w:docPartPr>
+        <w:name w:val="49038645FBDD489F8929201D603DDFD3"/>
+        <w:category>
+          <w:name w:val="Geral"/>
+          <w:gallery w:val="placeholder"/>
+        </w:category>
+        <w:types>
+          <w:type w:val="bbPlcHdr"/>
+        </w:types>
+        <w:behaviors>
+          <w:behavior w:val="content"/>
+        </w:behaviors>
+        <w:guid w:val="{F96C0F8C-68BA-4AFC-8692-09FF03DB95D4}"/>
+      </w:docPartPr>
+      <w:docPartBody>
+        <w:p>
+          <w:pPr>
+            <w:pStyle w:val="49038645FBDD489F8929201D603DDFD3"/>
+          </w:pPr>
+          <w:r>
+            <w:rPr>
+              <w:rStyle w:val="TextodoEspaoReservado"/>
+            </w:rPr>
+            <w:t>Escolher um item.</w:t>
+          </w:r>
+        </w:p>
+      </w:docPartBody>
+    </w:docPart>
+    <w:docPart>
+      <w:docPartPr>
+        <w:name w:val="76399FA23367445F8D46C9466715AABC"/>
+        <w:category>
+          <w:name w:val="Geral"/>
+          <w:gallery w:val="placeholder"/>
+        </w:category>
+        <w:types>
+          <w:type w:val="bbPlcHdr"/>
+        </w:types>
+        <w:behaviors>
+          <w:behavior w:val="content"/>
+        </w:behaviors>
+        <w:guid w:val="{FE33F106-942D-42DF-A573-CBF7626F4A29}"/>
+      </w:docPartPr>
+      <w:docPartBody>
+        <w:p>
+          <w:pPr>
+            <w:pStyle w:val="76399FA23367445F8D46C9466715AABC"/>
+          </w:pPr>
+          <w:r>
+            <w:rPr>
+              <w:rStyle w:val="TextodoEspaoReservado"/>
+            </w:rPr>
+            <w:t>Escolher um item.</w:t>
+          </w:r>
+        </w:p>
+      </w:docPartBody>
+    </w:docPart>
+    <w:docPart>
+      <w:docPartPr>
+        <w:name w:val="B3C0DB8EE6C241C4B3BFD02BC488B6C1"/>
+        <w:category>
+          <w:name w:val="Geral"/>
+          <w:gallery w:val="placeholder"/>
+        </w:category>
+        <w:types>
+          <w:type w:val="bbPlcHdr"/>
+        </w:types>
+        <w:behaviors>
+          <w:behavior w:val="content"/>
+        </w:behaviors>
+        <w:guid w:val="{A07AB332-0AAC-4040-AAB9-CAF884B5FDDE}"/>
+      </w:docPartPr>
+      <w:docPartBody>
+        <w:p>
+          <w:pPr>
+            <w:pStyle w:val="B3C0DB8EE6C241C4B3BFD02BC488B6C1"/>
+          </w:pPr>
+          <w:r>
+            <w:rPr>
+              <w:rStyle w:val="TextodoEspaoReservado"/>
+            </w:rPr>
+            <w:t>Escolher um item.</w:t>
+          </w:r>
+        </w:p>
+      </w:docPartBody>
+    </w:docPart>
+    <w:docPart>
+      <w:docPartPr>
+        <w:name w:val="D1D2B5450A2F4224B8B701686E9A886E"/>
+        <w:category>
+          <w:name w:val="Geral"/>
+          <w:gallery w:val="placeholder"/>
+        </w:category>
+        <w:types>
+          <w:type w:val="bbPlcHdr"/>
+        </w:types>
+        <w:behaviors>
+          <w:behavior w:val="content"/>
+        </w:behaviors>
+        <w:guid w:val="{4DD9BCFD-627C-49B9-A6E5-32F57178BD55}"/>
+      </w:docPartPr>
+      <w:docPartBody>
+        <w:p>
+          <w:pPr>
+            <w:pStyle w:val="D1D2B5450A2F4224B8B701686E9A886E"/>
+          </w:pPr>
+          <w:r>
+            <w:rPr>
+              <w:rStyle w:val="TextodoEspaoReservado"/>
+            </w:rPr>
+            <w:t>Escolher um item.</w:t>
+          </w:r>
+        </w:p>
+      </w:docPartBody>
+    </w:docPart>
+    <w:docPart>
+      <w:docPartPr>
+        <w:name w:val="07A8165A0D0A49A7BBD96C1D9961BD2B"/>
+        <w:category>
+          <w:name w:val="Geral"/>
+          <w:gallery w:val="placeholder"/>
+        </w:category>
+        <w:types>
+          <w:type w:val="bbPlcHdr"/>
+        </w:types>
+        <w:behaviors>
+          <w:behavior w:val="content"/>
+        </w:behaviors>
+        <w:guid w:val="{AE5228EC-7FD0-4B73-AB99-2C263F2D5783}"/>
+      </w:docPartPr>
+      <w:docPartBody>
+        <w:p>
+          <w:pPr>
+            <w:pStyle w:val="07A8165A0D0A49A7BBD96C1D9961BD2B"/>
+          </w:pPr>
+          <w:r>
+            <w:rPr>
+              <w:rStyle w:val="TextodoEspaoReservado"/>
+            </w:rPr>
+            <w:t>Escolher um item.</w:t>
+          </w:r>
+        </w:p>
+      </w:docPartBody>
+    </w:docPart>
+    <w:docPart>
+      <w:docPartPr>
+        <w:name w:val="72C05FF25D1B4B06A2046875E311138C"/>
+        <w:category>
+          <w:name w:val="Geral"/>
+          <w:gallery w:val="placeholder"/>
+        </w:category>
+        <w:types>
+          <w:type w:val="bbPlcHdr"/>
+        </w:types>
+        <w:behaviors>
+          <w:behavior w:val="content"/>
+        </w:behaviors>
+        <w:guid w:val="{097101A8-967B-4206-AA2E-61FD30718B32}"/>
+      </w:docPartPr>
+      <w:docPartBody>
+        <w:p>
+          <w:pPr>
+            <w:pStyle w:val="72C05FF25D1B4B06A2046875E311138C"/>
+          </w:pPr>
+          <w:r>
+            <w:rPr>
+              <w:rStyle w:val="TextodoEspaoReservado"/>
+            </w:rPr>
+            <w:t>Escolher um item.</w:t>
+          </w:r>
+        </w:p>
+      </w:docPartBody>
+    </w:docPart>
+    <w:docPart>
+      <w:docPartPr>
+        <w:name w:val="44A9D71380CF4CC6B24E96773D52F8F1"/>
+        <w:category>
+          <w:name w:val="Geral"/>
+          <w:gallery w:val="placeholder"/>
+        </w:category>
+        <w:types>
+          <w:type w:val="bbPlcHdr"/>
+        </w:types>
+        <w:behaviors>
+          <w:behavior w:val="content"/>
+        </w:behaviors>
+        <w:guid w:val="{8971E7A8-7E2D-4A8D-AAC3-A750F3F9CA8B}"/>
+      </w:docPartPr>
+      <w:docPartBody>
+        <w:p>
+          <w:pPr>
+            <w:pStyle w:val="44A9D71380CF4CC6B24E96773D52F8F1"/>
+          </w:pPr>
+          <w:r>
+            <w:rPr>
+              <w:rStyle w:val="TextodoEspaoReservado"/>
+            </w:rPr>
+            <w:t>Escolher um item.</w:t>
+          </w:r>
+        </w:p>
+      </w:docPartBody>
+    </w:docPart>
+    <w:docPart>
+      <w:docPartPr>
+        <w:name w:val="48D4D02D6A834E26B34A7AA32B47EB9B"/>
+        <w:category>
+          <w:name w:val="Geral"/>
+          <w:gallery w:val="placeholder"/>
+        </w:category>
+        <w:types>
+          <w:type w:val="bbPlcHdr"/>
+        </w:types>
+        <w:behaviors>
+          <w:behavior w:val="content"/>
+        </w:behaviors>
+        <w:guid w:val="{8D5B1C73-72C3-4250-ADA3-10A2DF4B30F4}"/>
+      </w:docPartPr>
+      <w:docPartBody>
+        <w:p>
+          <w:pPr>
+            <w:pStyle w:val="48D4D02D6A834E26B34A7AA32B47EB9B"/>
+          </w:pPr>
+          <w:r>
+            <w:rPr>
+              <w:rStyle w:val="TextodoEspaoReservado"/>
+            </w:rPr>
+            <w:t>Escolher um item.</w:t>
+          </w:r>
+        </w:p>
+      </w:docPartBody>
+    </w:docPart>
+    <w:docPart>
+      <w:docPartPr>
+        <w:name w:val="55A1B676F1B6441A93FBEFD33A9F83DC"/>
+        <w:category>
+          <w:name w:val="Geral"/>
+          <w:gallery w:val="placeholder"/>
+        </w:category>
+        <w:types>
+          <w:type w:val="bbPlcHdr"/>
+        </w:types>
+        <w:behaviors>
+          <w:behavior w:val="content"/>
+        </w:behaviors>
+        <w:guid w:val="{863A4157-718F-4CC0-A4F6-9FD55522FA3E}"/>
+      </w:docPartPr>
+      <w:docPartBody>
+        <w:p>
+          <w:pPr>
+            <w:pStyle w:val="55A1B676F1B6441A93FBEFD33A9F83DC"/>
+          </w:pPr>
+          <w:r>
+            <w:rPr>
+              <w:rStyle w:val="TextodoEspaoReservado"/>
+            </w:rPr>
+            <w:t>Escolher um item.</w:t>
+          </w:r>
+        </w:p>
+      </w:docPartBody>
+    </w:docPart>
   </w:docParts>
 </w:glossaryDocument>
 </file>
@@ -3705,12 +6977,14 @@
     <w:rsidRoot w:val="0056428B"/>
     <w:rsid w:val="001F2E7B"/>
     <w:rsid w:val="00320E16"/>
+    <w:rsid w:val="0037613D"/>
     <w:rsid w:val="00423A1F"/>
     <w:rsid w:val="0056428B"/>
     <w:rsid w:val="0057606A"/>
     <w:rsid w:val="005C67C8"/>
     <w:rsid w:val="00612F96"/>
     <w:rsid w:val="00B07116"/>
+    <w:rsid w:val="00C2668D"/>
     <w:rsid w:val="00DE19F5"/>
     <w:rsid w:val="00E37A90"/>
   </w:rsids>
@@ -4160,7 +7434,7 @@
     <w:name w:val="Placeholder Text"/>
     <w:uiPriority w:val="99"/>
     <w:semiHidden/>
-    <w:rsid w:val="0057606A"/>
+    <w:rsid w:val="00C2668D"/>
     <w:rPr>
       <w:color w:val="808080"/>
     </w:rPr>
@@ -4364,6 +7638,42 @@
   <w:style w:type="paragraph" w:customStyle="1" w:styleId="8F6213AD8919491195E7111DE3AEB394">
     <w:name w:val="8F6213AD8919491195E7111DE3AEB394"/>
     <w:rsid w:val="0057606A"/>
+  </w:style>
+  <w:style w:type="paragraph" w:customStyle="1" w:styleId="49038645FBDD489F8929201D603DDFD3">
+    <w:name w:val="49038645FBDD489F8929201D603DDFD3"/>
+    <w:rsid w:val="00C2668D"/>
+  </w:style>
+  <w:style w:type="paragraph" w:customStyle="1" w:styleId="76399FA23367445F8D46C9466715AABC">
+    <w:name w:val="76399FA23367445F8D46C9466715AABC"/>
+    <w:rsid w:val="00C2668D"/>
+  </w:style>
+  <w:style w:type="paragraph" w:customStyle="1" w:styleId="B3C0DB8EE6C241C4B3BFD02BC488B6C1">
+    <w:name w:val="B3C0DB8EE6C241C4B3BFD02BC488B6C1"/>
+    <w:rsid w:val="00C2668D"/>
+  </w:style>
+  <w:style w:type="paragraph" w:customStyle="1" w:styleId="D1D2B5450A2F4224B8B701686E9A886E">
+    <w:name w:val="D1D2B5450A2F4224B8B701686E9A886E"/>
+    <w:rsid w:val="00C2668D"/>
+  </w:style>
+  <w:style w:type="paragraph" w:customStyle="1" w:styleId="07A8165A0D0A49A7BBD96C1D9961BD2B">
+    <w:name w:val="07A8165A0D0A49A7BBD96C1D9961BD2B"/>
+    <w:rsid w:val="00C2668D"/>
+  </w:style>
+  <w:style w:type="paragraph" w:customStyle="1" w:styleId="72C05FF25D1B4B06A2046875E311138C">
+    <w:name w:val="72C05FF25D1B4B06A2046875E311138C"/>
+    <w:rsid w:val="00C2668D"/>
+  </w:style>
+  <w:style w:type="paragraph" w:customStyle="1" w:styleId="44A9D71380CF4CC6B24E96773D52F8F1">
+    <w:name w:val="44A9D71380CF4CC6B24E96773D52F8F1"/>
+    <w:rsid w:val="00C2668D"/>
+  </w:style>
+  <w:style w:type="paragraph" w:customStyle="1" w:styleId="48D4D02D6A834E26B34A7AA32B47EB9B">
+    <w:name w:val="48D4D02D6A834E26B34A7AA32B47EB9B"/>
+    <w:rsid w:val="00C2668D"/>
+  </w:style>
+  <w:style w:type="paragraph" w:customStyle="1" w:styleId="55A1B676F1B6441A93FBEFD33A9F83DC">
+    <w:name w:val="55A1B676F1B6441A93FBEFD33A9F83DC"/>
+    <w:rsid w:val="00C2668D"/>
   </w:style>
 </w:styles>
 </file>
